--- a/registry/jobs/2026-09-25_111732_infobus_php-developer-support_1917faa8-9aeb-4bb4-96ec-7b29df67d582/application/CV_ValentinNikolaev_infobus_PHPDeveloperSupport.docx
+++ b/registry/jobs/2026-09-25_111732_infobus_php-developer-support_1917faa8-9aeb-4bb4-96ec-7b29df67d582/application/CV_ValentinNikolaev_infobus_PHPDeveloperSupport.docx
@@ -36,7 +36,7 @@
           <w:szCs w:val="24"/>
           <w:rtl w:val="false"/>
         </w:rPr>
-        <w:t xml:space="preserve">PHP Developer — Backend Support &amp; API Integrations</w:t>
+        <w:t xml:space="preserve">PHP Developer | Production Support and API Integrations</w:t>
       </w:r>
     </w:p>
     <w:p>
@@ -55,7 +55,7 @@
         </w:rPr>
         <w:t xml:space="preserve">Rome, Italy | </w:t>
       </w:r>
-      <w:hyperlink w:history="1" r:id="rIdlntp96rxam3l1ez8nyo7u">
+      <w:hyperlink w:history="1" r:id="rIdc4noxahxkqfslge-wjecp">
         <w:r>
           <w:rPr>
             <w:rFonts w:ascii="Aptos" w:cs="Aptos" w:eastAsia="Aptos" w:hAnsi="Aptos"/>
@@ -76,10 +76,30 @@
           <w:szCs w:val="24"/>
           <w:rtl w:val="false"/>
         </w:rPr>
-        <w:t xml:space="preserve"> | +39 351 370 1194
+        <w:t xml:space="preserve"> | +39 351 370 1194</w:t>
+      </w:r>
+      <w:r>
+        <w:rPr>
+          <w:rFonts w:ascii="Aptos" w:cs="Aptos" w:eastAsia="Aptos" w:hAnsi="Aptos"/>
+          <w:color w:val="000000"/>
+          <w:sz w:val="24"/>
+          <w:szCs w:val="24"/>
+          <w:rtl w:val="false"/>
+        </w:rPr>
+        <w:t xml:space="preserve">
 </w:t>
       </w:r>
-      <w:hyperlink w:history="1" r:id="rId6yn-hkzeyj3rv5gufvuen">
+      <w:r>
+        <w:rPr>
+          <w:rFonts w:ascii="Aptos" w:cs="Aptos" w:eastAsia="Aptos" w:hAnsi="Aptos"/>
+          <w:color w:val="000000"/>
+          <w:sz w:val="24"/>
+          <w:szCs w:val="24"/>
+          <w:rtl w:val="false"/>
+        </w:rPr>
+        <w:t xml:space="preserve">LinkedIn: </w:t>
+      </w:r>
+      <w:hyperlink w:history="1" r:id="rIdcz2a9dcxjmq3wz8xqvqqo">
         <w:r>
           <w:rPr>
             <w:rFonts w:ascii="Aptos" w:cs="Aptos" w:eastAsia="Aptos" w:hAnsi="Aptos"/>
@@ -89,7 +109,7 @@
             <w:u w:val="single"/>
             <w:rtl w:val="false"/>
           </w:rPr>
-          <w:t xml:space="preserve">LinkedIn</w:t>
+          <w:t xml:space="preserve">https://linkedin.com/in/valentinnikolaev</w:t>
         </w:r>
       </w:hyperlink>
       <w:r>
@@ -100,9 +120,9 @@
           <w:szCs w:val="24"/>
           <w:rtl w:val="false"/>
         </w:rPr>
-        <w:t xml:space="preserve"> | </w:t>
-      </w:r>
-      <w:hyperlink w:history="1" r:id="rIddxcgdgmsug92j9fqvahu8">
+        <w:t xml:space="preserve"> | GitHub: </w:t>
+      </w:r>
+      <w:hyperlink w:history="1" r:id="rIdvsp1xxnlkh0zyjz1idoqb">
         <w:r>
           <w:rPr>
             <w:rFonts w:ascii="Aptos" w:cs="Aptos" w:eastAsia="Aptos" w:hAnsi="Aptos"/>
@@ -112,7 +132,7 @@
             <w:u w:val="single"/>
             <w:rtl w:val="false"/>
           </w:rPr>
-          <w:t xml:space="preserve">GitHub</w:t>
+          <w:t xml:space="preserve">https://github.com/ValentinNikolaev</w:t>
         </w:r>
       </w:hyperlink>
     </w:p>
@@ -150,7 +170,7 @@
           <w:szCs w:val="24"/>
           <w:rtl w:val="false"/>
         </w:rPr>
-        <w:t xml:space="preserve">Backend engineer with 15+ years of experience building and supporting production PHP systems, APIs, and databases. I specialize in diagnosing production issues quickly, from database bottlenecks to partner API integration failures, drawing on hands-on ownership of authentication, ticketing, and event-processing systems under high transaction volumes. I communicate technical problems clearly to partners and am comfortable owning on-call support responsibilities.</w:t>
+        <w:t xml:space="preserve">Backend developer with 15+ years of production experience in PHP and Go, including API integrations, database performance and operational diagnosis. I have owned production authentication and event integrations, reduced peak database load, and investigated failures through logs and monitoring. My recent PHP consulting work included request and response logging for a partner integration, while Go platform work strengthened service resilience under seasonal support volume. I bring hands-on troubleshooting and clear technical ownership to support-focused engineering roles.</w:t>
       </w:r>
     </w:p>
     <w:p>
@@ -187,7 +207,49 @@
           <w:szCs w:val="24"/>
           <w:rtl w:val="false"/>
         </w:rPr>
-        <w:t xml:space="preserve">PHP, Laravel, Symfony, MySQL, SQL Performance Optimization, REST APIs, JSON, XML, API Integrations, Production Troubleshooting, Logging &amp; Monitoring, Git, System Design, Event-Driven Architecture, Microservices, AWS</w:t>
+        <w:t xml:space="preserve">Languages and frameworks: PHP, Go, Laravel, Symfony.</w:t>
+      </w:r>
+      <w:r>
+        <w:rPr>
+          <w:rFonts w:ascii="Aptos" w:cs="Aptos" w:eastAsia="Aptos" w:hAnsi="Aptos"/>
+          <w:color w:val="000000"/>
+          <w:sz w:val="24"/>
+          <w:szCs w:val="24"/>
+          <w:rtl w:val="false"/>
+        </w:rPr>
+        <w:t xml:space="preserve">
+</w:t>
+      </w:r>
+      <w:r>
+        <w:rPr>
+          <w:rFonts w:ascii="Aptos" w:cs="Aptos" w:eastAsia="Aptos" w:hAnsi="Aptos"/>
+          <w:color w:val="000000"/>
+          <w:sz w:val="24"/>
+          <w:szCs w:val="24"/>
+          <w:rtl w:val="false"/>
+        </w:rPr>
+        <w:t xml:space="preserve">Data and integration: MySQL, PostgreSQL, REST APIs, event-driven systems, AWS EventBridge, RabbitMQ.</w:t>
+      </w:r>
+      <w:r>
+        <w:rPr>
+          <w:rFonts w:ascii="Aptos" w:cs="Aptos" w:eastAsia="Aptos" w:hAnsi="Aptos"/>
+          <w:color w:val="000000"/>
+          <w:sz w:val="24"/>
+          <w:szCs w:val="24"/>
+          <w:rtl w:val="false"/>
+        </w:rPr>
+        <w:t xml:space="preserve">
+</w:t>
+      </w:r>
+      <w:r>
+        <w:rPr>
+          <w:rFonts w:ascii="Aptos" w:cs="Aptos" w:eastAsia="Aptos" w:hAnsi="Aptos"/>
+          <w:color w:val="000000"/>
+          <w:sz w:val="24"/>
+          <w:szCs w:val="24"/>
+          <w:rtl w:val="false"/>
+        </w:rPr>
+        <w:t xml:space="preserve">Operations and delivery: SQL performance, logging, monitoring, production troubleshooting, AWS, Kubernetes, CI/CD.</w:t>
       </w:r>
     </w:p>
     <w:p>
@@ -216,17 +278,18 @@
         <w:pStyle w:val="Heading3"/>
         <w:bidi w:val="false"/>
         <w:spacing w:after="120" w:before="240"/>
-      </w:pPr>
-      <w:bookmarkStart w:name="_Toc_CRURATED_PHP_Software_Developer_Parttime_5" w:id="1"/>
-      <w:r>
-        <w:rPr>
-          <w:rFonts w:ascii="Aptos" w:cs="Aptos" w:eastAsia="Aptos" w:hAnsi="Aptos"/>
-          <w:color w:val="000000"/>
-          <w:sz w:val="24"/>
-          <w:szCs w:val="24"/>
-          <w:rtl w:val="false"/>
-        </w:rPr>
-        <w:t xml:space="preserve">CRURATED — PHP Software Developer (Part-time Subcontract)</w:t>
+        <w:keepNext/>
+      </w:pPr>
+      <w:bookmarkStart w:name="_Toc_Simple_App_Simplelife_Software_Developer_5" w:id="1"/>
+      <w:r>
+        <w:rPr>
+          <w:rFonts w:ascii="Aptos" w:cs="Aptos" w:eastAsia="Aptos" w:hAnsi="Aptos"/>
+          <w:color w:val="000000"/>
+          <w:sz w:val="24"/>
+          <w:szCs w:val="24"/>
+          <w:rtl w:val="false"/>
+        </w:rPr>
+        <w:t xml:space="preserve">Simple App (Simple.life) — Software Developer</w:t>
       </w:r>
       <w:bookmarkEnd w:id="1"/>
     </w:p>
@@ -235,16 +298,17 @@
         <w:bidi w:val="false"/>
         <w:spacing w:after="120" w:before="120" w:line="259.20000000000005"/>
         <w:jc w:val="left"/>
-      </w:pPr>
-      <w:r>
-        <w:rPr>
-          <w:rFonts w:ascii="Aptos" w:cs="Aptos" w:eastAsia="Aptos" w:hAnsi="Aptos"/>
-          <w:color w:val="000000"/>
-          <w:sz w:val="24"/>
-          <w:szCs w:val="24"/>
-          <w:rtl w:val="false"/>
-        </w:rPr>
-        <w:t xml:space="preserve">August 2024 - January 2026</w:t>
+        <w:keepNext/>
+      </w:pPr>
+      <w:r>
+        <w:rPr>
+          <w:rFonts w:ascii="Aptos" w:cs="Aptos" w:eastAsia="Aptos" w:hAnsi="Aptos"/>
+          <w:color w:val="000000"/>
+          <w:sz w:val="24"/>
+          <w:szCs w:val="24"/>
+          <w:rtl w:val="false"/>
+        </w:rPr>
+        <w:t xml:space="preserve">November 2023 – 2026</w:t>
       </w:r>
     </w:p>
     <w:p>
@@ -265,7 +329,7 @@
           <w:szCs w:val="24"/>
           <w:rtl w:val="false"/>
         </w:rPr>
-        <w:t xml:space="preserve">Took full technical ownership of the CRURATED DataLake and event-analytics platform in production.</w:t>
+        <w:t xml:space="preserve">Built a Go helpdesk gateway with a vendor-neutral event model, Intercom and Zendesk adapters, webhook ingestion and outbound actions, enabling the first B2B demonstration of the support AI product.</w:t>
       </w:r>
     </w:p>
     <w:p>
@@ -286,7 +350,7 @@
           <w:szCs w:val="24"/>
           <w:rtl w:val="false"/>
         </w:rPr>
-        <w:t xml:space="preserve">Owned the CRURATED Crutrade integration in production, covering authentication and OTP, account linking, collection import/export, purchase-ownership verification, and request/response logging.</w:t>
+        <w:t xml:space="preserve">Diagnosed fatal cron runs during degraded Intercom searches and introduced partial-success reporting and sharded cursor scans to keep ticket processing operating under API degradation.</w:t>
       </w:r>
     </w:p>
     <w:p>
@@ -307,7 +371,7 @@
           <w:szCs w:val="24"/>
           <w:rtl w:val="false"/>
         </w:rPr>
-        <w:t xml:space="preserve">Cut the time to onboard a new CRURATED analytics stream from several days to under 4 hours through modular design.</w:t>
+        <w:t xml:space="preserve">Owned operation of the Go support platform at 20,000+ tickets in an ordinary month and up to three times that volume in the US peak season.</w:t>
       </w:r>
     </w:p>
     <w:p>
@@ -328,61 +392,7 @@
           <w:szCs w:val="24"/>
           <w:rtl w:val="false"/>
         </w:rPr>
-        <w:t xml:space="preserve">Sustained CRURATED event delivery reliability above 99.9% under my technical ownership.</w:t>
-      </w:r>
-    </w:p>
-    <w:p>
-      <w:pPr>
-        <w:bidi w:val="false"/>
-        <w:spacing w:after="120" w:before="120" w:line="259.20000000000005"/>
-        <w:jc w:val="left"/>
-      </w:pPr>
-      <w:r>
-        <w:rPr>
-          <w:rFonts w:ascii="Aptos" w:cs="Aptos" w:eastAsia="Aptos" w:hAnsi="Aptos"/>
-          <w:color w:val="000000"/>
-          <w:sz w:val="24"/>
-          <w:szCs w:val="24"/>
-          <w:rtl w:val="false"/>
-        </w:rPr>
-        <w:t xml:space="preserve">Technologies: PHP, MySQL, Event-Driven Architecture, EventBridge, REST APIs</w:t>
-      </w:r>
-    </w:p>
-    <w:p>
-      <w:pPr>
-        <w:pStyle w:val="3"/>
-        <w:pStyle w:val="Heading3"/>
-        <w:bidi w:val="false"/>
-        <w:spacing w:after="120" w:before="240"/>
-      </w:pPr>
-      <w:bookmarkStart w:name="_Toc_Simplelife_Simple_App_Software_Developer_6" w:id="1"/>
-      <w:r>
-        <w:rPr>
-          <w:rFonts w:ascii="Aptos" w:cs="Aptos" w:eastAsia="Aptos" w:hAnsi="Aptos"/>
-          <w:color w:val="000000"/>
-          <w:sz w:val="24"/>
-          <w:szCs w:val="24"/>
-          <w:rtl w:val="false"/>
-        </w:rPr>
-        <w:t xml:space="preserve">Simple.life (Simple App) — Software Developer</w:t>
-      </w:r>
-      <w:bookmarkEnd w:id="1"/>
-    </w:p>
-    <w:p>
-      <w:pPr>
-        <w:bidi w:val="false"/>
-        <w:spacing w:after="120" w:before="120" w:line="259.20000000000005"/>
-        <w:jc w:val="left"/>
-      </w:pPr>
-      <w:r>
-        <w:rPr>
-          <w:rFonts w:ascii="Aptos" w:cs="Aptos" w:eastAsia="Aptos" w:hAnsi="Aptos"/>
-          <w:color w:val="000000"/>
-          <w:sz w:val="24"/>
-          <w:szCs w:val="24"/>
-          <w:rtl w:val="false"/>
-        </w:rPr>
-        <w:t xml:space="preserve">November 2023 - July 2026</w:t>
+        <w:t xml:space="preserve">Built LLM-assisted cancellation and refund email workflows with a deletion-request classifier that routes active deletion requests to first-line support.</w:t>
       </w:r>
     </w:p>
     <w:p>
@@ -403,7 +413,63 @@
           <w:szCs w:val="24"/>
           <w:rtl w:val="false"/>
         </w:rPr>
-        <w:t xml:space="preserve">Designed and own a support automation platform connecting Zendesk, Intercom, and internal services on a robust, scalable backend in Go.</w:t>
+        <w:t xml:space="preserve">Consolidated three Snowflake-to-Intercom jobs into one engine with throttling and retries, removing a 100-item daily cap and reducing implementation from 1,670 to 800 lines.</w:t>
+      </w:r>
+    </w:p>
+    <w:p>
+      <w:pPr>
+        <w:bidi w:val="false"/>
+        <w:spacing w:after="120" w:before="120" w:line="259.20000000000005"/>
+        <w:jc w:val="left"/>
+      </w:pPr>
+      <w:r>
+        <w:rPr>
+          <w:rFonts w:ascii="Aptos" w:cs="Aptos" w:eastAsia="Aptos" w:hAnsi="Aptos"/>
+          <w:color w:val="000000"/>
+          <w:sz w:val="24"/>
+          <w:szCs w:val="24"/>
+          <w:rtl w:val="false"/>
+        </w:rPr>
+        <w:t xml:space="preserve">Technologies: Go, PHP, PostgreSQL, Intercom API, Zendesk API, SQS, REST APIs, monitoring.</w:t>
+      </w:r>
+    </w:p>
+    <w:p>
+      <w:pPr>
+        <w:pStyle w:val="3"/>
+        <w:pStyle w:val="Heading3"/>
+        <w:bidi w:val="false"/>
+        <w:spacing w:after="120" w:before="240"/>
+        <w:keepNext/>
+      </w:pPr>
+      <w:bookmarkStart w:name="_Toc_CRURATED_PHP_Software_Developer_concurre_6" w:id="1"/>
+      <w:r>
+        <w:rPr>
+          <w:rFonts w:ascii="Aptos" w:cs="Aptos" w:eastAsia="Aptos" w:hAnsi="Aptos"/>
+          <w:color w:val="000000"/>
+          <w:sz w:val="24"/>
+          <w:szCs w:val="24"/>
+          <w:rtl w:val="false"/>
+        </w:rPr>
+        <w:t xml:space="preserve">CRURATED — PHP Software Developer (concurrent part-time consulting engagement)</w:t>
+      </w:r>
+      <w:bookmarkEnd w:id="1"/>
+    </w:p>
+    <w:p>
+      <w:pPr>
+        <w:bidi w:val="false"/>
+        <w:spacing w:after="120" w:before="120" w:line="259.20000000000005"/>
+        <w:jc w:val="left"/>
+        <w:keepNext/>
+      </w:pPr>
+      <w:r>
+        <w:rPr>
+          <w:rFonts w:ascii="Aptos" w:cs="Aptos" w:eastAsia="Aptos" w:hAnsi="Aptos"/>
+          <w:color w:val="000000"/>
+          <w:sz w:val="24"/>
+          <w:szCs w:val="24"/>
+          <w:rtl w:val="false"/>
+        </w:rPr>
+        <w:t xml:space="preserve">August 2024 – January 2026</w:t>
       </w:r>
     </w:p>
     <w:p>
@@ -424,7 +490,7 @@
           <w:szCs w:val="24"/>
           <w:rtl w:val="false"/>
         </w:rPr>
-        <w:t xml:space="preserve">Personally own the platform's operation under load of up to three times the ordinary monthly ticket volume of at least 20,000 tickets during peak season.</w:t>
+        <w:t xml:space="preserve">Owned production authentication, OTP, account linking and request/response logging for the Crutrade integration, giving the team a defined path to diagnose partner requests.</w:t>
       </w:r>
     </w:p>
     <w:p>
@@ -445,7 +511,7 @@
           <w:szCs w:val="24"/>
           <w:rtl w:val="false"/>
         </w:rPr>
-        <w:t xml:space="preserve">Helped the support platform reach up to 86% fully automated handling, measured through Intercom and custom Grafana metrics.</w:t>
+        <w:t xml:space="preserve">Led production event analytics and DataLake architecture; modular stream design reduced setup of new analytics streams from several days to under four hours.</w:t>
       </w:r>
     </w:p>
     <w:p>
@@ -466,61 +532,7 @@
           <w:szCs w:val="24"/>
           <w:rtl w:val="false"/>
         </w:rPr>
-        <w:t xml:space="preserve">Maintain high service uptime and throughput without adding team capacity, collaborating cross-functionally with Support Ops, Product, and AI teams.</w:t>
-      </w:r>
-    </w:p>
-    <w:p>
-      <w:pPr>
-        <w:bidi w:val="false"/>
-        <w:spacing w:after="120" w:before="120" w:line="259.20000000000005"/>
-        <w:jc w:val="left"/>
-      </w:pPr>
-      <w:r>
-        <w:rPr>
-          <w:rFonts w:ascii="Aptos" w:cs="Aptos" w:eastAsia="Aptos" w:hAnsi="Aptos"/>
-          <w:color w:val="000000"/>
-          <w:sz w:val="24"/>
-          <w:szCs w:val="24"/>
-          <w:rtl w:val="false"/>
-        </w:rPr>
-        <w:t xml:space="preserve">Technologies: Go, Zendesk, Intercom, REST APIs, Grafana</w:t>
-      </w:r>
-    </w:p>
-    <w:p>
-      <w:pPr>
-        <w:pStyle w:val="3"/>
-        <w:pStyle w:val="Heading3"/>
-        <w:bidi w:val="false"/>
-        <w:spacing w:after="120" w:before="240"/>
-      </w:pPr>
-      <w:bookmarkStart w:name="_Toc_airSlate_Senior_Software_Developer_Techn_7" w:id="1"/>
-      <w:r>
-        <w:rPr>
-          <w:rFonts w:ascii="Aptos" w:cs="Aptos" w:eastAsia="Aptos" w:hAnsi="Aptos"/>
-          <w:color w:val="000000"/>
-          <w:sz w:val="24"/>
-          <w:szCs w:val="24"/>
-          <w:rtl w:val="false"/>
-        </w:rPr>
-        <w:t xml:space="preserve">airSlate — Senior Software Developer / Technical Lead</w:t>
-      </w:r>
-      <w:bookmarkEnd w:id="1"/>
-    </w:p>
-    <w:p>
-      <w:pPr>
-        <w:bidi w:val="false"/>
-        <w:spacing w:after="120" w:before="120" w:line="259.20000000000005"/>
-        <w:jc w:val="left"/>
-      </w:pPr>
-      <w:r>
-        <w:rPr>
-          <w:rFonts w:ascii="Aptos" w:cs="Aptos" w:eastAsia="Aptos" w:hAnsi="Aptos"/>
-          <w:color w:val="000000"/>
-          <w:sz w:val="24"/>
-          <w:szCs w:val="24"/>
-          <w:rtl w:val="false"/>
-        </w:rPr>
-        <w:t xml:space="preserve">February 2021 - August 2023</w:t>
+        <w:t xml:space="preserve">Defined versioned event contracts and routing to multiple destinations, supporting consistent product metrics across teams.</w:t>
       </w:r>
     </w:p>
     <w:p>
@@ -541,7 +553,63 @@
           <w:szCs w:val="24"/>
           <w:rtl w:val="false"/>
         </w:rPr>
-        <w:t xml:space="preserve">Reduced peak load on the main database by removing bottlenecks and redistributing workload, improving stability during high-traffic periods.</w:t>
+        <w:t xml:space="preserve">Maintained event delivery reliability above 99.9% in the event system under my technical ownership.</w:t>
+      </w:r>
+    </w:p>
+    <w:p>
+      <w:pPr>
+        <w:bidi w:val="false"/>
+        <w:spacing w:after="120" w:before="120" w:line="259.20000000000005"/>
+        <w:jc w:val="left"/>
+      </w:pPr>
+      <w:r>
+        <w:rPr>
+          <w:rFonts w:ascii="Aptos" w:cs="Aptos" w:eastAsia="Aptos" w:hAnsi="Aptos"/>
+          <w:color w:val="000000"/>
+          <w:sz w:val="24"/>
+          <w:szCs w:val="24"/>
+          <w:rtl w:val="false"/>
+        </w:rPr>
+        <w:t xml:space="preserve">Technologies: PHP, AWS EventBridge, event-driven architecture, REST APIs.</w:t>
+      </w:r>
+    </w:p>
+    <w:p>
+      <w:pPr>
+        <w:pStyle w:val="3"/>
+        <w:pStyle w:val="Heading3"/>
+        <w:bidi w:val="false"/>
+        <w:spacing w:after="120" w:before="240"/>
+        <w:keepNext/>
+      </w:pPr>
+      <w:bookmarkStart w:name="_Toc_airSlate_Software_Developer_Programming__7" w:id="1"/>
+      <w:r>
+        <w:rPr>
+          <w:rFonts w:ascii="Aptos" w:cs="Aptos" w:eastAsia="Aptos" w:hAnsi="Aptos"/>
+          <w:color w:val="000000"/>
+          <w:sz w:val="24"/>
+          <w:szCs w:val="24"/>
+          <w:rtl w:val="false"/>
+        </w:rPr>
+        <w:t xml:space="preserve">airSlate — Software Developer / Programming Team Lead</w:t>
+      </w:r>
+      <w:bookmarkEnd w:id="1"/>
+    </w:p>
+    <w:p>
+      <w:pPr>
+        <w:bidi w:val="false"/>
+        <w:spacing w:after="120" w:before="120" w:line="259.20000000000005"/>
+        <w:jc w:val="left"/>
+        <w:keepNext/>
+      </w:pPr>
+      <w:r>
+        <w:rPr>
+          <w:rFonts w:ascii="Aptos" w:cs="Aptos" w:eastAsia="Aptos" w:hAnsi="Aptos"/>
+          <w:color w:val="000000"/>
+          <w:sz w:val="24"/>
+          <w:szCs w:val="24"/>
+          <w:rtl w:val="false"/>
+        </w:rPr>
+        <w:t xml:space="preserve">February 2021 – August 2023</w:t>
       </w:r>
     </w:p>
     <w:p>
@@ -562,7 +630,7 @@
           <w:szCs w:val="24"/>
           <w:rtl w:val="false"/>
         </w:rPr>
-        <w:t xml:space="preserve">Troubleshot production issues using logs, monitoring, and SRE dashboards, delivering fixes and operational improvements.</w:t>
+        <w:t xml:space="preserve">Reduced peak load on the main database by removing bottlenecks and redistributing work, improving stability during high-traffic periods.</w:t>
       </w:r>
     </w:p>
     <w:p>
@@ -583,7 +651,7 @@
           <w:szCs w:val="24"/>
           <w:rtl w:val="false"/>
         </w:rPr>
-        <w:t xml:space="preserve">Developed a Laravel/Symfony-based product-wide logger package adhering to the company's interservice communication standard.</w:t>
+        <w:t xml:space="preserve">Delivered production fixes after diagnosing issues through logs, monitoring and SRE dashboards.</w:t>
       </w:r>
     </w:p>
     <w:p>
@@ -604,61 +672,7 @@
           <w:szCs w:val="24"/>
           <w:rtl w:val="false"/>
         </w:rPr>
-        <w:t xml:space="preserve">Directed Agile planning with Product Management and Development, building feature roadmaps and supporting release plans.</w:t>
-      </w:r>
-    </w:p>
-    <w:p>
-      <w:pPr>
-        <w:bidi w:val="false"/>
-        <w:spacing w:after="120" w:before="120" w:line="259.20000000000005"/>
-        <w:jc w:val="left"/>
-      </w:pPr>
-      <w:r>
-        <w:rPr>
-          <w:rFonts w:ascii="Aptos" w:cs="Aptos" w:eastAsia="Aptos" w:hAnsi="Aptos"/>
-          <w:color w:val="000000"/>
-          <w:sz w:val="24"/>
-          <w:szCs w:val="24"/>
-          <w:rtl w:val="false"/>
-        </w:rPr>
-        <w:t xml:space="preserve">Technologies: PHP, Laravel, Symfony, MySQL, Kubernetes, AWS, Prometheus</w:t>
-      </w:r>
-    </w:p>
-    <w:p>
-      <w:pPr>
-        <w:pStyle w:val="3"/>
-        <w:pStyle w:val="Heading3"/>
-        <w:bidi w:val="false"/>
-        <w:spacing w:after="120" w:before="240"/>
-      </w:pPr>
-      <w:bookmarkStart w:name="_Toc_Hyprr_Technical_Lead_8" w:id="1"/>
-      <w:r>
-        <w:rPr>
-          <w:rFonts w:ascii="Aptos" w:cs="Aptos" w:eastAsia="Aptos" w:hAnsi="Aptos"/>
-          <w:color w:val="000000"/>
-          <w:sz w:val="24"/>
-          <w:szCs w:val="24"/>
-          <w:rtl w:val="false"/>
-        </w:rPr>
-        <w:t xml:space="preserve">Hyprr — Technical Lead</w:t>
-      </w:r>
-      <w:bookmarkEnd w:id="1"/>
-    </w:p>
-    <w:p>
-      <w:pPr>
-        <w:bidi w:val="false"/>
-        <w:spacing w:after="120" w:before="120" w:line="259.20000000000005"/>
-        <w:jc w:val="left"/>
-      </w:pPr>
-      <w:r>
-        <w:rPr>
-          <w:rFonts w:ascii="Aptos" w:cs="Aptos" w:eastAsia="Aptos" w:hAnsi="Aptos"/>
-          <w:color w:val="000000"/>
-          <w:sz w:val="24"/>
-          <w:szCs w:val="24"/>
-          <w:rtl w:val="false"/>
-        </w:rPr>
-        <w:t xml:space="preserve">November 2019 - January 2021</w:t>
+        <w:t xml:space="preserve">Developed a Laravel/Symfony logger package aligned with the product's interservice communication standard.</w:t>
       </w:r>
     </w:p>
     <w:p>
@@ -679,28 +693,7 @@
           <w:szCs w:val="24"/>
           <w:rtl w:val="false"/>
         </w:rPr>
-        <w:t xml:space="preserve">Took the product from prototype to closed beta in less than six months.</w:t>
-      </w:r>
-    </w:p>
-    <w:p>
-      <w:pPr>
-        <w:pStyle w:val="ListParagraph"/>
-        <w:numPr>
-          <w:ilvl w:val="0"/>
-          <w:numId w:val="1"/>
-        </w:numPr>
-        <w:bidi w:val="false"/>
-        <w:spacing w:after="60" w:before="60"/>
-      </w:pPr>
-      <w:r>
-        <w:rPr>
-          <w:rFonts w:ascii="Aptos" w:cs="Aptos" w:eastAsia="Aptos" w:hAnsi="Aptos"/>
-          <w:color w:val="000000"/>
-          <w:sz w:val="24"/>
-          <w:szCs w:val="24"/>
-          <w:rtl w:val="false"/>
-        </w:rPr>
-        <w:t xml:space="preserve">Defined the technology roadmap with the CTO and helped establish the core stack for product delivery.</w:t>
+        <w:t xml:space="preserve">Coordinated epic decomposition, technical health checks and technical onboarding for the development team.</w:t>
       </w:r>
     </w:p>
     <w:p>
@@ -717,26 +710,26 @@
           <w:szCs w:val="24"/>
           <w:rtl w:val="false"/>
         </w:rPr>
-        <w:t xml:space="preserve">Technologies: PHP, Go, Laravel, MySQL, AWS, Kubernetes</w:t>
-      </w:r>
-    </w:p>
-    <w:p>
-      <w:pPr>
-        <w:pStyle w:val="3"/>
-        <w:pStyle w:val="Heading3"/>
+        <w:t xml:space="preserve">Technologies: PHP, Laravel, Symfony, MySQL, monitoring.</w:t>
+      </w:r>
+    </w:p>
+    <w:p>
+      <w:pPr>
+        <w:pStyle w:val="2"/>
+        <w:pStyle w:val="Heading2"/>
         <w:bidi w:val="false"/>
         <w:spacing w:after="120" w:before="240"/>
       </w:pPr>
-      <w:bookmarkStart w:name="_Toc_PDFfiller_Software_Developer_9" w:id="1"/>
-      <w:r>
-        <w:rPr>
-          <w:rFonts w:ascii="Aptos" w:cs="Aptos" w:eastAsia="Aptos" w:hAnsi="Aptos"/>
-          <w:color w:val="000000"/>
-          <w:sz w:val="24"/>
-          <w:szCs w:val="24"/>
-          <w:rtl w:val="false"/>
-        </w:rPr>
-        <w:t xml:space="preserve">PDFfiller — Software Developer</w:t>
+      <w:bookmarkStart w:name="_Toc_Education_8" w:id="1"/>
+      <w:r>
+        <w:rPr>
+          <w:rFonts w:ascii="Aptos" w:cs="Aptos" w:eastAsia="Aptos" w:hAnsi="Aptos"/>
+          <w:color w:val="000000"/>
+          <w:sz w:val="28"/>
+          <w:szCs w:val="28"/>
+          <w:rtl w:val="false"/>
+        </w:rPr>
+        <w:t xml:space="preserve">Education</w:t>
       </w:r>
       <w:bookmarkEnd w:id="1"/>
     </w:p>
@@ -754,50 +747,28 @@
           <w:szCs w:val="24"/>
           <w:rtl w:val="false"/>
         </w:rPr>
-        <w:t xml:space="preserve">October 2016 - November 2019</w:t>
-      </w:r>
-    </w:p>
-    <w:p>
-      <w:pPr>
-        <w:pStyle w:val="ListParagraph"/>
-        <w:numPr>
-          <w:ilvl w:val="0"/>
-          <w:numId w:val="1"/>
-        </w:numPr>
-        <w:bidi w:val="false"/>
-        <w:spacing w:after="60" w:before="60"/>
-      </w:pPr>
-      <w:r>
-        <w:rPr>
-          <w:rFonts w:ascii="Aptos" w:cs="Aptos" w:eastAsia="Aptos" w:hAnsi="Aptos"/>
-          <w:color w:val="000000"/>
-          <w:sz w:val="24"/>
-          <w:szCs w:val="24"/>
-          <w:rtl w:val="false"/>
-        </w:rPr>
-        <w:t xml:space="preserve">Led five backend engineers building a transactional email service handling about 3 million emails per month.</w:t>
-      </w:r>
-    </w:p>
-    <w:p>
-      <w:pPr>
-        <w:pStyle w:val="ListParagraph"/>
-        <w:numPr>
-          <w:ilvl w:val="0"/>
-          <w:numId w:val="1"/>
-        </w:numPr>
-        <w:bidi w:val="false"/>
-        <w:spacing w:after="60" w:before="60"/>
-      </w:pPr>
-      <w:r>
-        <w:rPr>
-          <w:rFonts w:ascii="Aptos" w:cs="Aptos" w:eastAsia="Aptos" w:hAnsi="Aptos"/>
-          <w:color w:val="000000"/>
-          <w:sz w:val="24"/>
-          <w:szCs w:val="24"/>
-          <w:rtl w:val="false"/>
-        </w:rPr>
-        <w:t xml:space="preserve">Led the team through BFCM peak periods with more than 10x traffic growth.</w:t>
-      </w:r>
+        <w:t xml:space="preserve">MSc in Computer Science, National Technical University, Kharkiv, Ukraine (2003–2008).</w:t>
+      </w:r>
+    </w:p>
+    <w:p>
+      <w:pPr>
+        <w:pStyle w:val="2"/>
+        <w:pStyle w:val="Heading2"/>
+        <w:bidi w:val="false"/>
+        <w:spacing w:after="120" w:before="240"/>
+      </w:pPr>
+      <w:bookmarkStart w:name="_Toc_Languages_9" w:id="1"/>
+      <w:r>
+        <w:rPr>
+          <w:rFonts w:ascii="Aptos" w:cs="Aptos" w:eastAsia="Aptos" w:hAnsi="Aptos"/>
+          <w:color w:val="000000"/>
+          <w:sz w:val="28"/>
+          <w:szCs w:val="28"/>
+          <w:rtl w:val="false"/>
+        </w:rPr>
+        <w:t xml:space="preserve">Languages</w:t>
+      </w:r>
+      <w:bookmarkEnd w:id="1"/>
     </w:p>
     <w:p>
       <w:pPr>
@@ -813,81 +784,7 @@
           <w:szCs w:val="24"/>
           <w:rtl w:val="false"/>
         </w:rPr>
-        <w:t xml:space="preserve">Technologies: PHP, Laravel, MySQL, Elasticsearch, RabbitMQ, Email Infrastructure</w:t>
-      </w:r>
-    </w:p>
-    <w:p>
-      <w:pPr>
-        <w:pStyle w:val="2"/>
-        <w:pStyle w:val="Heading2"/>
-        <w:bidi w:val="false"/>
-        <w:spacing w:after="120" w:before="240"/>
-      </w:pPr>
-      <w:bookmarkStart w:name="_Toc_Education_10" w:id="1"/>
-      <w:r>
-        <w:rPr>
-          <w:rFonts w:ascii="Aptos" w:cs="Aptos" w:eastAsia="Aptos" w:hAnsi="Aptos"/>
-          <w:color w:val="000000"/>
-          <w:sz w:val="28"/>
-          <w:szCs w:val="28"/>
-          <w:rtl w:val="false"/>
-        </w:rPr>
-        <w:t xml:space="preserve">Education</w:t>
-      </w:r>
-      <w:bookmarkEnd w:id="1"/>
-    </w:p>
-    <w:p>
-      <w:pPr>
-        <w:bidi w:val="false"/>
-        <w:spacing w:after="120" w:before="120" w:line="259.20000000000005"/>
-        <w:jc w:val="left"/>
-      </w:pPr>
-      <w:r>
-        <w:rPr>
-          <w:rFonts w:ascii="Aptos" w:cs="Aptos" w:eastAsia="Aptos" w:hAnsi="Aptos"/>
-          <w:color w:val="000000"/>
-          <w:sz w:val="24"/>
-          <w:szCs w:val="24"/>
-          <w:rtl w:val="false"/>
-        </w:rPr>
-        <w:t xml:space="preserve">MSc in Computer Science, National Technical University, Kharkiv, Ukraine (2003 - 2008)</w:t>
-      </w:r>
-    </w:p>
-    <w:p>
-      <w:pPr>
-        <w:pStyle w:val="2"/>
-        <w:pStyle w:val="Heading2"/>
-        <w:bidi w:val="false"/>
-        <w:spacing w:after="120" w:before="240"/>
-      </w:pPr>
-      <w:bookmarkStart w:name="_Toc_Languages_11" w:id="1"/>
-      <w:r>
-        <w:rPr>
-          <w:rFonts w:ascii="Aptos" w:cs="Aptos" w:eastAsia="Aptos" w:hAnsi="Aptos"/>
-          <w:color w:val="000000"/>
-          <w:sz w:val="28"/>
-          <w:szCs w:val="28"/>
-          <w:rtl w:val="false"/>
-        </w:rPr>
-        <w:t xml:space="preserve">Languages</w:t>
-      </w:r>
-      <w:bookmarkEnd w:id="1"/>
-    </w:p>
-    <w:p>
-      <w:pPr>
-        <w:bidi w:val="false"/>
-        <w:spacing w:after="120" w:before="120" w:line="259.20000000000005"/>
-        <w:jc w:val="left"/>
-      </w:pPr>
-      <w:r>
-        <w:rPr>
-          <w:rFonts w:ascii="Aptos" w:cs="Aptos" w:eastAsia="Aptos" w:hAnsi="Aptos"/>
-          <w:color w:val="000000"/>
-          <w:sz w:val="24"/>
-          <w:szCs w:val="24"/>
-          <w:rtl w:val="false"/>
-        </w:rPr>
-        <w:t xml:space="preserve">Ukrainian (native), English (upper-intermediate)</w:t>
+        <w:t xml:space="preserve">Ukrainian (native), English (upper-intermediate).</w:t>
       </w:r>
     </w:p>
     <w:sectPr>

--- a/registry/jobs/2026-09-25_111732_infobus_php-developer-support_1917faa8-9aeb-4bb4-96ec-7b29df67d582/application/CV_ValentinNikolaev_infobus_PHPDeveloperSupport.docx
+++ b/registry/jobs/2026-09-25_111732_infobus_php-developer-support_1917faa8-9aeb-4bb4-96ec-7b29df67d582/application/CV_ValentinNikolaev_infobus_PHPDeveloperSupport.docx
@@ -36,7 +36,7 @@
           <w:szCs w:val="24"/>
           <w:rtl w:val="false"/>
         </w:rPr>
-        <w:t xml:space="preserve">PHP Developer | Production Support and API Integrations</w:t>
+        <w:t xml:space="preserve">PHP Developer | Support Integrations and Production Troubleshooting</w:t>
       </w:r>
     </w:p>
     <w:p>
@@ -55,7 +55,7 @@
         </w:rPr>
         <w:t xml:space="preserve">Rome, Italy | </w:t>
       </w:r>
-      <w:hyperlink w:history="1" r:id="rIdc4noxahxkqfslge-wjecp">
+      <w:hyperlink w:history="1" r:id="rIdqusq1zwux1ns5rg65ktbl">
         <w:r>
           <w:rPr>
             <w:rFonts w:ascii="Aptos" w:cs="Aptos" w:eastAsia="Aptos" w:hAnsi="Aptos"/>
@@ -99,7 +99,7 @@
         </w:rPr>
         <w:t xml:space="preserve">LinkedIn: </w:t>
       </w:r>
-      <w:hyperlink w:history="1" r:id="rIdcz2a9dcxjmq3wz8xqvqqo">
+      <w:hyperlink w:history="1" r:id="rIdekdvdwxd_myiqnml_0q4h">
         <w:r>
           <w:rPr>
             <w:rFonts w:ascii="Aptos" w:cs="Aptos" w:eastAsia="Aptos" w:hAnsi="Aptos"/>
@@ -122,7 +122,7 @@
         </w:rPr>
         <w:t xml:space="preserve"> | GitHub: </w:t>
       </w:r>
-      <w:hyperlink w:history="1" r:id="rIdvsp1xxnlkh0zyjz1idoqb">
+      <w:hyperlink w:history="1" r:id="rIdxdjy6lqsdxvy88s_qlma2">
         <w:r>
           <w:rPr>
             <w:rFonts w:ascii="Aptos" w:cs="Aptos" w:eastAsia="Aptos" w:hAnsi="Aptos"/>
@@ -170,7 +170,7 @@
           <w:szCs w:val="24"/>
           <w:rtl w:val="false"/>
         </w:rPr>
-        <w:t xml:space="preserve">Backend developer with 15+ years of production experience in PHP and Go, including API integrations, database performance and operational diagnosis. I have owned production authentication and event integrations, reduced peak database load, and investigated failures through logs and monitoring. My recent PHP consulting work included request and response logging for a partner integration, while Go platform work strengthened service resilience under seasonal support volume. I bring hands-on troubleshooting and clear technical ownership to support-focused engineering roles.</w:t>
+        <w:t xml:space="preserve">Backend developer with 15+ years in PHP and Go production systems, focused on integrations, operational diagnosis and durable support tooling. I have owned authentication and partner API flows, made ticket-processing failures observable under dependency degradation and improved database stability under load. Recent PHP consulting work combines event architecture, reliability and request-level logging; Go work adds hands-on experience with multi-vendor support integrations and self-service compliance workflows. I use logs and monitoring to turn ambiguous support failures into concrete repair work.</w:t>
       </w:r>
     </w:p>
     <w:p>
@@ -202,12 +202,24 @@
       <w:r>
         <w:rPr>
           <w:rFonts w:ascii="Aptos" w:cs="Aptos" w:eastAsia="Aptos" w:hAnsi="Aptos"/>
-          <w:color w:val="000000"/>
-          <w:sz w:val="24"/>
-          <w:szCs w:val="24"/>
-          <w:rtl w:val="false"/>
-        </w:rPr>
-        <w:t xml:space="preserve">Languages and frameworks: PHP, Go, Laravel, Symfony.</w:t>
+          <w:b/>
+          <w:bCs/>
+          <w:color w:val="000000"/>
+          <w:sz w:val="24"/>
+          <w:szCs w:val="24"/>
+          <w:rtl w:val="false"/>
+        </w:rPr>
+        <w:t xml:space="preserve">Languages and frameworks:</w:t>
+      </w:r>
+      <w:r>
+        <w:rPr>
+          <w:rFonts w:ascii="Aptos" w:cs="Aptos" w:eastAsia="Aptos" w:hAnsi="Aptos"/>
+          <w:color w:val="000000"/>
+          <w:sz w:val="24"/>
+          <w:szCs w:val="24"/>
+          <w:rtl w:val="false"/>
+        </w:rPr>
+        <w:t xml:space="preserve"> PHP, Laravel, Symfony, Go.</w:t>
       </w:r>
       <w:r>
         <w:rPr>
@@ -223,12 +235,24 @@
       <w:r>
         <w:rPr>
           <w:rFonts w:ascii="Aptos" w:cs="Aptos" w:eastAsia="Aptos" w:hAnsi="Aptos"/>
-          <w:color w:val="000000"/>
-          <w:sz w:val="24"/>
-          <w:szCs w:val="24"/>
-          <w:rtl w:val="false"/>
-        </w:rPr>
-        <w:t xml:space="preserve">Data and integration: MySQL, PostgreSQL, REST APIs, event-driven systems, AWS EventBridge, RabbitMQ.</w:t>
+          <w:b/>
+          <w:bCs/>
+          <w:color w:val="000000"/>
+          <w:sz w:val="24"/>
+          <w:szCs w:val="24"/>
+          <w:rtl w:val="false"/>
+        </w:rPr>
+        <w:t xml:space="preserve">Integration and data:</w:t>
+      </w:r>
+      <w:r>
+        <w:rPr>
+          <w:rFonts w:ascii="Aptos" w:cs="Aptos" w:eastAsia="Aptos" w:hAnsi="Aptos"/>
+          <w:color w:val="000000"/>
+          <w:sz w:val="24"/>
+          <w:szCs w:val="24"/>
+          <w:rtl w:val="false"/>
+        </w:rPr>
+        <w:t xml:space="preserve"> REST APIs, PostgreSQL, MySQL, AWS EventBridge, queues, event-driven systems, Intercom API, Zendesk API.</w:t>
       </w:r>
       <w:r>
         <w:rPr>
@@ -244,12 +268,24 @@
       <w:r>
         <w:rPr>
           <w:rFonts w:ascii="Aptos" w:cs="Aptos" w:eastAsia="Aptos" w:hAnsi="Aptos"/>
-          <w:color w:val="000000"/>
-          <w:sz w:val="24"/>
-          <w:szCs w:val="24"/>
-          <w:rtl w:val="false"/>
-        </w:rPr>
-        <w:t xml:space="preserve">Operations and delivery: SQL performance, logging, monitoring, production troubleshooting, AWS, Kubernetes, CI/CD.</w:t>
+          <w:b/>
+          <w:bCs/>
+          <w:color w:val="000000"/>
+          <w:sz w:val="24"/>
+          <w:szCs w:val="24"/>
+          <w:rtl w:val="false"/>
+        </w:rPr>
+        <w:t xml:space="preserve">Operations:</w:t>
+      </w:r>
+      <w:r>
+        <w:rPr>
+          <w:rFonts w:ascii="Aptos" w:cs="Aptos" w:eastAsia="Aptos" w:hAnsi="Aptos"/>
+          <w:color w:val="000000"/>
+          <w:sz w:val="24"/>
+          <w:szCs w:val="24"/>
+          <w:rtl w:val="false"/>
+        </w:rPr>
+        <w:t xml:space="preserve"> logging, monitoring, production troubleshooting, AWS, Kubernetes, CI/CD, SQL performance.</w:t>
       </w:r>
     </w:p>
     <w:p>
@@ -280,16 +316,16 @@
         <w:spacing w:after="120" w:before="240"/>
         <w:keepNext/>
       </w:pPr>
-      <w:bookmarkStart w:name="_Toc_Simple_App_Simplelife_Software_Developer_5" w:id="1"/>
-      <w:r>
-        <w:rPr>
-          <w:rFonts w:ascii="Aptos" w:cs="Aptos" w:eastAsia="Aptos" w:hAnsi="Aptos"/>
-          <w:color w:val="000000"/>
-          <w:sz w:val="24"/>
-          <w:szCs w:val="24"/>
-          <w:rtl w:val="false"/>
-        </w:rPr>
-        <w:t xml:space="preserve">Simple App (Simple.life) — Software Developer</w:t>
+      <w:bookmarkStart w:name="_Toc_Simplelife_Simple_App_Software_Developer_5" w:id="1"/>
+      <w:r>
+        <w:rPr>
+          <w:rFonts w:ascii="Aptos" w:cs="Aptos" w:eastAsia="Aptos" w:hAnsi="Aptos"/>
+          <w:color w:val="000000"/>
+          <w:sz w:val="24"/>
+          <w:szCs w:val="24"/>
+          <w:rtl w:val="false"/>
+        </w:rPr>
+        <w:t xml:space="preserve">Simple.life / Simple App — Software Developer</w:t>
       </w:r>
       <w:bookmarkEnd w:id="1"/>
     </w:p>
@@ -329,7 +365,7 @@
           <w:szCs w:val="24"/>
           <w:rtl w:val="false"/>
         </w:rPr>
-        <w:t xml:space="preserve">Built a Go helpdesk gateway with a vendor-neutral event model, Intercom and Zendesk adapters, webhook ingestion and outbound actions, enabling the first B2B demonstration of the support AI product.</w:t>
+        <w:t xml:space="preserve">Built a Go helpdesk gateway with vendor-neutral events, Intercom and Zendesk adapters, webhook ingestion and outbound actions, enabling the first B2B demonstration of the support-AI product.</w:t>
       </w:r>
     </w:p>
     <w:p>
@@ -350,7 +386,7 @@
           <w:szCs w:val="24"/>
           <w:rtl w:val="false"/>
         </w:rPr>
-        <w:t xml:space="preserve">Diagnosed fatal cron runs during degraded Intercom searches and introduced partial-success reporting and sharded cursor scans to keep ticket processing operating under API degradation.</w:t>
+        <w:t xml:space="preserve">Made degraded Intercom searches recoverable by introducing partial-success reporting and sharded cursor scans, so ticket processing could continue with incomplete work recorded for follow-up.</w:t>
       </w:r>
     </w:p>
     <w:p>
@@ -371,7 +407,7 @@
           <w:szCs w:val="24"/>
           <w:rtl w:val="false"/>
         </w:rPr>
-        <w:t xml:space="preserve">Owned operation of the Go support platform at 20,000+ tickets in an ordinary month and up to three times that volume in the US peak season.</w:t>
+        <w:t xml:space="preserve">Built LLM-assisted cancellation and refund email workflows with a deletion-request classifier that routes active requests to first-line support.</w:t>
       </w:r>
     </w:p>
     <w:p>
@@ -392,7 +428,75 @@
           <w:szCs w:val="24"/>
           <w:rtl w:val="false"/>
         </w:rPr>
-        <w:t xml:space="preserve">Built LLM-assisted cancellation and refund email workflows with a deletion-request classifier that routes active deletion requests to first-line support.</w:t>
+        <w:t xml:space="preserve">Automated data exports across seven sources through a self-service GDPR administration workflow for request creation, status tracking and review.</w:t>
+      </w:r>
+    </w:p>
+    <w:p>
+      <w:pPr>
+        <w:bidi w:val="false"/>
+        <w:spacing w:after="120" w:before="120" w:line="259.20000000000005"/>
+        <w:jc w:val="left"/>
+      </w:pPr>
+      <w:r>
+        <w:rPr>
+          <w:rFonts w:ascii="Aptos" w:cs="Aptos" w:eastAsia="Aptos" w:hAnsi="Aptos"/>
+          <w:b/>
+          <w:bCs/>
+          <w:color w:val="000000"/>
+          <w:sz w:val="24"/>
+          <w:szCs w:val="24"/>
+          <w:rtl w:val="false"/>
+        </w:rPr>
+        <w:t xml:space="preserve">Technologies:</w:t>
+      </w:r>
+      <w:r>
+        <w:rPr>
+          <w:rFonts w:ascii="Aptos" w:cs="Aptos" w:eastAsia="Aptos" w:hAnsi="Aptos"/>
+          <w:color w:val="000000"/>
+          <w:sz w:val="24"/>
+          <w:szCs w:val="24"/>
+          <w:rtl w:val="false"/>
+        </w:rPr>
+        <w:t xml:space="preserve"> Go, PHP, PostgreSQL, Intercom API, Zendesk API, SQS, REST APIs, monitoring</w:t>
+      </w:r>
+    </w:p>
+    <w:p>
+      <w:pPr>
+        <w:pStyle w:val="3"/>
+        <w:pStyle w:val="Heading3"/>
+        <w:bidi w:val="false"/>
+        <w:spacing w:after="120" w:before="240"/>
+        <w:keepNext/>
+      </w:pPr>
+      <w:bookmarkStart w:name="_Toc_CRURATED_PHP_Software_Developer_concurre_6" w:id="1"/>
+      <w:r>
+        <w:rPr>
+          <w:rFonts w:ascii="Aptos" w:cs="Aptos" w:eastAsia="Aptos" w:hAnsi="Aptos"/>
+          <w:color w:val="000000"/>
+          <w:sz w:val="24"/>
+          <w:szCs w:val="24"/>
+          <w:rtl w:val="false"/>
+        </w:rPr>
+        <w:t xml:space="preserve">CRURATED — PHP Software Developer, concurrent part-time consulting engagement</w:t>
+      </w:r>
+      <w:bookmarkEnd w:id="1"/>
+    </w:p>
+    <w:p>
+      <w:pPr>
+        <w:bidi w:val="false"/>
+        <w:spacing w:after="120" w:before="120" w:line="259.20000000000005"/>
+        <w:jc w:val="left"/>
+        <w:keepNext/>
+      </w:pPr>
+      <w:r>
+        <w:rPr>
+          <w:rFonts w:ascii="Aptos" w:cs="Aptos" w:eastAsia="Aptos" w:hAnsi="Aptos"/>
+          <w:color w:val="000000"/>
+          <w:sz w:val="24"/>
+          <w:szCs w:val="24"/>
+          <w:rtl w:val="false"/>
+        </w:rPr>
+        <w:t xml:space="preserve">August 2024 – January 2026</w:t>
       </w:r>
     </w:p>
     <w:p>
@@ -413,63 +517,7 @@
           <w:szCs w:val="24"/>
           <w:rtl w:val="false"/>
         </w:rPr>
-        <w:t xml:space="preserve">Consolidated three Snowflake-to-Intercom jobs into one engine with throttling and retries, removing a 100-item daily cap and reducing implementation from 1,670 to 800 lines.</w:t>
-      </w:r>
-    </w:p>
-    <w:p>
-      <w:pPr>
-        <w:bidi w:val="false"/>
-        <w:spacing w:after="120" w:before="120" w:line="259.20000000000005"/>
-        <w:jc w:val="left"/>
-      </w:pPr>
-      <w:r>
-        <w:rPr>
-          <w:rFonts w:ascii="Aptos" w:cs="Aptos" w:eastAsia="Aptos" w:hAnsi="Aptos"/>
-          <w:color w:val="000000"/>
-          <w:sz w:val="24"/>
-          <w:szCs w:val="24"/>
-          <w:rtl w:val="false"/>
-        </w:rPr>
-        <w:t xml:space="preserve">Technologies: Go, PHP, PostgreSQL, Intercom API, Zendesk API, SQS, REST APIs, monitoring.</w:t>
-      </w:r>
-    </w:p>
-    <w:p>
-      <w:pPr>
-        <w:pStyle w:val="3"/>
-        <w:pStyle w:val="Heading3"/>
-        <w:bidi w:val="false"/>
-        <w:spacing w:after="120" w:before="240"/>
-        <w:keepNext/>
-      </w:pPr>
-      <w:bookmarkStart w:name="_Toc_CRURATED_PHP_Software_Developer_concurre_6" w:id="1"/>
-      <w:r>
-        <w:rPr>
-          <w:rFonts w:ascii="Aptos" w:cs="Aptos" w:eastAsia="Aptos" w:hAnsi="Aptos"/>
-          <w:color w:val="000000"/>
-          <w:sz w:val="24"/>
-          <w:szCs w:val="24"/>
-          <w:rtl w:val="false"/>
-        </w:rPr>
-        <w:t xml:space="preserve">CRURATED — PHP Software Developer (concurrent part-time consulting engagement)</w:t>
-      </w:r>
-      <w:bookmarkEnd w:id="1"/>
-    </w:p>
-    <w:p>
-      <w:pPr>
-        <w:bidi w:val="false"/>
-        <w:spacing w:after="120" w:before="120" w:line="259.20000000000005"/>
-        <w:jc w:val="left"/>
-        <w:keepNext/>
-      </w:pPr>
-      <w:r>
-        <w:rPr>
-          <w:rFonts w:ascii="Aptos" w:cs="Aptos" w:eastAsia="Aptos" w:hAnsi="Aptos"/>
-          <w:color w:val="000000"/>
-          <w:sz w:val="24"/>
-          <w:szCs w:val="24"/>
-          <w:rtl w:val="false"/>
-        </w:rPr>
-        <w:t xml:space="preserve">August 2024 – January 2026</w:t>
+        <w:t xml:space="preserve">Delivered a production partner integration for authentication and OTP, account linking, collection exchange, purchase-ownership verification and request/response logging.</w:t>
       </w:r>
     </w:p>
     <w:p>
@@ -490,7 +538,7 @@
           <w:szCs w:val="24"/>
           <w:rtl w:val="false"/>
         </w:rPr>
-        <w:t xml:space="preserve">Owned production authentication, OTP, account linking and request/response logging for the Crutrade integration, giving the team a defined path to diagnose partner requests.</w:t>
+        <w:t xml:space="preserve">Reduced setup of a new analytics stream from several days to under four hours by applying modular stream design.</w:t>
       </w:r>
     </w:p>
     <w:p>
@@ -511,7 +559,7 @@
           <w:szCs w:val="24"/>
           <w:rtl w:val="false"/>
         </w:rPr>
-        <w:t xml:space="preserve">Led production event analytics and DataLake architecture; modular stream design reduced setup of new analytics streams from several days to under four hours.</w:t>
+        <w:t xml:space="preserve">Kept event delivery reliability above 99.9% through fault-tolerant routing, retries and observability in the production pipeline.</w:t>
       </w:r>
     </w:p>
     <w:p>
@@ -532,7 +580,75 @@
           <w:szCs w:val="24"/>
           <w:rtl w:val="false"/>
         </w:rPr>
-        <w:t xml:space="preserve">Defined versioned event contracts and routing to multiple destinations, supporting consistent product metrics across teams.</w:t>
+        <w:t xml:space="preserve">Defined versioned event contracts with parallel publication, allowing analytics consumers to move between versions while new events were delivered.</w:t>
+      </w:r>
+    </w:p>
+    <w:p>
+      <w:pPr>
+        <w:bidi w:val="false"/>
+        <w:spacing w:after="120" w:before="120" w:line="259.20000000000005"/>
+        <w:jc w:val="left"/>
+      </w:pPr>
+      <w:r>
+        <w:rPr>
+          <w:rFonts w:ascii="Aptos" w:cs="Aptos" w:eastAsia="Aptos" w:hAnsi="Aptos"/>
+          <w:b/>
+          <w:bCs/>
+          <w:color w:val="000000"/>
+          <w:sz w:val="24"/>
+          <w:szCs w:val="24"/>
+          <w:rtl w:val="false"/>
+        </w:rPr>
+        <w:t xml:space="preserve">Technologies:</w:t>
+      </w:r>
+      <w:r>
+        <w:rPr>
+          <w:rFonts w:ascii="Aptos" w:cs="Aptos" w:eastAsia="Aptos" w:hAnsi="Aptos"/>
+          <w:color w:val="000000"/>
+          <w:sz w:val="24"/>
+          <w:szCs w:val="24"/>
+          <w:rtl w:val="false"/>
+        </w:rPr>
+        <w:t xml:space="preserve"> PHP, Laravel, AWS EventBridge, queues, REST APIs, event-driven architecture</w:t>
+      </w:r>
+    </w:p>
+    <w:p>
+      <w:pPr>
+        <w:pStyle w:val="3"/>
+        <w:pStyle w:val="Heading3"/>
+        <w:bidi w:val="false"/>
+        <w:spacing w:after="120" w:before="240"/>
+        <w:keepNext/>
+      </w:pPr>
+      <w:bookmarkStart w:name="_Toc_airSlate_Software_Developer_Programming__7" w:id="1"/>
+      <w:r>
+        <w:rPr>
+          <w:rFonts w:ascii="Aptos" w:cs="Aptos" w:eastAsia="Aptos" w:hAnsi="Aptos"/>
+          <w:color w:val="000000"/>
+          <w:sz w:val="24"/>
+          <w:szCs w:val="24"/>
+          <w:rtl w:val="false"/>
+        </w:rPr>
+        <w:t xml:space="preserve">airSlate — Software Developer / Programming Team Lead</w:t>
+      </w:r>
+      <w:bookmarkEnd w:id="1"/>
+    </w:p>
+    <w:p>
+      <w:pPr>
+        <w:bidi w:val="false"/>
+        <w:spacing w:after="120" w:before="120" w:line="259.20000000000005"/>
+        <w:jc w:val="left"/>
+        <w:keepNext/>
+      </w:pPr>
+      <w:r>
+        <w:rPr>
+          <w:rFonts w:ascii="Aptos" w:cs="Aptos" w:eastAsia="Aptos" w:hAnsi="Aptos"/>
+          <w:color w:val="000000"/>
+          <w:sz w:val="24"/>
+          <w:szCs w:val="24"/>
+          <w:rtl w:val="false"/>
+        </w:rPr>
+        <w:t xml:space="preserve">February 2021 – August 2023</w:t>
       </w:r>
     </w:p>
     <w:p>
@@ -553,63 +669,7 @@
           <w:szCs w:val="24"/>
           <w:rtl w:val="false"/>
         </w:rPr>
-        <w:t xml:space="preserve">Maintained event delivery reliability above 99.9% in the event system under my technical ownership.</w:t>
-      </w:r>
-    </w:p>
-    <w:p>
-      <w:pPr>
-        <w:bidi w:val="false"/>
-        <w:spacing w:after="120" w:before="120" w:line="259.20000000000005"/>
-        <w:jc w:val="left"/>
-      </w:pPr>
-      <w:r>
-        <w:rPr>
-          <w:rFonts w:ascii="Aptos" w:cs="Aptos" w:eastAsia="Aptos" w:hAnsi="Aptos"/>
-          <w:color w:val="000000"/>
-          <w:sz w:val="24"/>
-          <w:szCs w:val="24"/>
-          <w:rtl w:val="false"/>
-        </w:rPr>
-        <w:t xml:space="preserve">Technologies: PHP, AWS EventBridge, event-driven architecture, REST APIs.</w:t>
-      </w:r>
-    </w:p>
-    <w:p>
-      <w:pPr>
-        <w:pStyle w:val="3"/>
-        <w:pStyle w:val="Heading3"/>
-        <w:bidi w:val="false"/>
-        <w:spacing w:after="120" w:before="240"/>
-        <w:keepNext/>
-      </w:pPr>
-      <w:bookmarkStart w:name="_Toc_airSlate_Software_Developer_Programming__7" w:id="1"/>
-      <w:r>
-        <w:rPr>
-          <w:rFonts w:ascii="Aptos" w:cs="Aptos" w:eastAsia="Aptos" w:hAnsi="Aptos"/>
-          <w:color w:val="000000"/>
-          <w:sz w:val="24"/>
-          <w:szCs w:val="24"/>
-          <w:rtl w:val="false"/>
-        </w:rPr>
-        <w:t xml:space="preserve">airSlate — Software Developer / Programming Team Lead</w:t>
-      </w:r>
-      <w:bookmarkEnd w:id="1"/>
-    </w:p>
-    <w:p>
-      <w:pPr>
-        <w:bidi w:val="false"/>
-        <w:spacing w:after="120" w:before="120" w:line="259.20000000000005"/>
-        <w:jc w:val="left"/>
-        <w:keepNext/>
-      </w:pPr>
-      <w:r>
-        <w:rPr>
-          <w:rFonts w:ascii="Aptos" w:cs="Aptos" w:eastAsia="Aptos" w:hAnsi="Aptos"/>
-          <w:color w:val="000000"/>
-          <w:sz w:val="24"/>
-          <w:szCs w:val="24"/>
-          <w:rtl w:val="false"/>
-        </w:rPr>
-        <w:t xml:space="preserve">February 2021 – August 2023</w:t>
+        <w:t xml:space="preserve">Reduced peak database load through bottleneck analysis and workload redistribution, improving stability during high-traffic periods.</w:t>
       </w:r>
     </w:p>
     <w:p>
@@ -630,70 +690,7 @@
           <w:szCs w:val="24"/>
           <w:rtl w:val="false"/>
         </w:rPr>
-        <w:t xml:space="preserve">Reduced peak load on the main database by removing bottlenecks and redistributing work, improving stability during high-traffic periods.</w:t>
-      </w:r>
-    </w:p>
-    <w:p>
-      <w:pPr>
-        <w:pStyle w:val="ListParagraph"/>
-        <w:numPr>
-          <w:ilvl w:val="0"/>
-          <w:numId w:val="1"/>
-        </w:numPr>
-        <w:bidi w:val="false"/>
-        <w:spacing w:after="60" w:before="60"/>
-      </w:pPr>
-      <w:r>
-        <w:rPr>
-          <w:rFonts w:ascii="Aptos" w:cs="Aptos" w:eastAsia="Aptos" w:hAnsi="Aptos"/>
-          <w:color w:val="000000"/>
-          <w:sz w:val="24"/>
-          <w:szCs w:val="24"/>
-          <w:rtl w:val="false"/>
-        </w:rPr>
-        <w:t xml:space="preserve">Delivered production fixes after diagnosing issues through logs, monitoring and SRE dashboards.</w:t>
-      </w:r>
-    </w:p>
-    <w:p>
-      <w:pPr>
-        <w:pStyle w:val="ListParagraph"/>
-        <w:numPr>
-          <w:ilvl w:val="0"/>
-          <w:numId w:val="1"/>
-        </w:numPr>
-        <w:bidi w:val="false"/>
-        <w:spacing w:after="60" w:before="60"/>
-      </w:pPr>
-      <w:r>
-        <w:rPr>
-          <w:rFonts w:ascii="Aptos" w:cs="Aptos" w:eastAsia="Aptos" w:hAnsi="Aptos"/>
-          <w:color w:val="000000"/>
-          <w:sz w:val="24"/>
-          <w:szCs w:val="24"/>
-          <w:rtl w:val="false"/>
-        </w:rPr>
-        <w:t xml:space="preserve">Developed a Laravel/Symfony logger package aligned with the product's interservice communication standard.</w:t>
-      </w:r>
-    </w:p>
-    <w:p>
-      <w:pPr>
-        <w:pStyle w:val="ListParagraph"/>
-        <w:numPr>
-          <w:ilvl w:val="0"/>
-          <w:numId w:val="1"/>
-        </w:numPr>
-        <w:bidi w:val="false"/>
-        <w:spacing w:after="60" w:before="60"/>
-      </w:pPr>
-      <w:r>
-        <w:rPr>
-          <w:rFonts w:ascii="Aptos" w:cs="Aptos" w:eastAsia="Aptos" w:hAnsi="Aptos"/>
-          <w:color w:val="000000"/>
-          <w:sz w:val="24"/>
-          <w:szCs w:val="24"/>
-          <w:rtl w:val="false"/>
-        </w:rPr>
-        <w:t xml:space="preserve">Coordinated epic decomposition, technical health checks and technical onboarding for the development team.</w:t>
+        <w:t xml:space="preserve">Developed a shared Laravel/Symfony logger package aligned with the interservice communication standard.</w:t>
       </w:r>
     </w:p>
     <w:p>
@@ -705,12 +702,24 @@
       <w:r>
         <w:rPr>
           <w:rFonts w:ascii="Aptos" w:cs="Aptos" w:eastAsia="Aptos" w:hAnsi="Aptos"/>
-          <w:color w:val="000000"/>
-          <w:sz w:val="24"/>
-          <w:szCs w:val="24"/>
-          <w:rtl w:val="false"/>
-        </w:rPr>
-        <w:t xml:space="preserve">Technologies: PHP, Laravel, Symfony, MySQL, monitoring.</w:t>
+          <w:b/>
+          <w:bCs/>
+          <w:color w:val="000000"/>
+          <w:sz w:val="24"/>
+          <w:szCs w:val="24"/>
+          <w:rtl w:val="false"/>
+        </w:rPr>
+        <w:t xml:space="preserve">Technologies:</w:t>
+      </w:r>
+      <w:r>
+        <w:rPr>
+          <w:rFonts w:ascii="Aptos" w:cs="Aptos" w:eastAsia="Aptos" w:hAnsi="Aptos"/>
+          <w:color w:val="000000"/>
+          <w:sz w:val="24"/>
+          <w:szCs w:val="24"/>
+          <w:rtl w:val="false"/>
+        </w:rPr>
+        <w:t xml:space="preserve"> PHP, Laravel, Symfony, MySQL, monitoring</w:t>
       </w:r>
     </w:p>
     <w:p>
@@ -747,7 +756,7 @@
           <w:szCs w:val="24"/>
           <w:rtl w:val="false"/>
         </w:rPr>
-        <w:t xml:space="preserve">MSc in Computer Science, National Technical University, Kharkiv, Ukraine (2003–2008).</w:t>
+        <w:t xml:space="preserve">MSc in Computer Science, National Technical University, Kharkiv, Ukraine (2003–2008)</w:t>
       </w:r>
     </w:p>
     <w:p>
@@ -784,7 +793,7 @@
           <w:szCs w:val="24"/>
           <w:rtl w:val="false"/>
         </w:rPr>
-        <w:t xml:space="preserve">Ukrainian (native), English (upper-intermediate).</w:t>
+        <w:t xml:space="preserve">Ukrainian (native), English (upper-intermediate)</w:t>
       </w:r>
     </w:p>
     <w:sectPr>

--- a/registry/jobs/2026-09-25_111732_infobus_php-developer-support_1917faa8-9aeb-4bb4-96ec-7b29df67d582/application/CV_ValentinNikolaev_infobus_PHPDeveloperSupport.docx
+++ b/registry/jobs/2026-09-25_111732_infobus_php-developer-support_1917faa8-9aeb-4bb4-96ec-7b29df67d582/application/CV_ValentinNikolaev_infobus_PHPDeveloperSupport.docx
@@ -55,7 +55,7 @@
         </w:rPr>
         <w:t xml:space="preserve">Rome, Italy | </w:t>
       </w:r>
-      <w:hyperlink w:history="1" r:id="rIdqusq1zwux1ns5rg65ktbl">
+      <w:hyperlink w:history="1" r:id="rIdjlx4slltrmzxdvxo4jij0">
         <w:r>
           <w:rPr>
             <w:rFonts w:ascii="Aptos" w:cs="Aptos" w:eastAsia="Aptos" w:hAnsi="Aptos"/>
@@ -99,7 +99,7 @@
         </w:rPr>
         <w:t xml:space="preserve">LinkedIn: </w:t>
       </w:r>
-      <w:hyperlink w:history="1" r:id="rIdekdvdwxd_myiqnml_0q4h">
+      <w:hyperlink w:history="1" r:id="rIdr0ba9twpwyxstkmjg1qy6">
         <w:r>
           <w:rPr>
             <w:rFonts w:ascii="Aptos" w:cs="Aptos" w:eastAsia="Aptos" w:hAnsi="Aptos"/>
@@ -122,7 +122,7 @@
         </w:rPr>
         <w:t xml:space="preserve"> | GitHub: </w:t>
       </w:r>
-      <w:hyperlink w:history="1" r:id="rIdxdjy6lqsdxvy88s_qlma2">
+      <w:hyperlink w:history="1" r:id="rId4dhb70iikunxx2syp9lko">
         <w:r>
           <w:rPr>
             <w:rFonts w:ascii="Aptos" w:cs="Aptos" w:eastAsia="Aptos" w:hAnsi="Aptos"/>
@@ -170,7 +170,7 @@
           <w:szCs w:val="24"/>
           <w:rtl w:val="false"/>
         </w:rPr>
-        <w:t xml:space="preserve">Backend developer with 15+ years in PHP and Go production systems, focused on integrations, operational diagnosis and durable support tooling. I have owned authentication and partner API flows, made ticket-processing failures observable under dependency degradation and improved database stability under load. Recent PHP consulting work combines event architecture, reliability and request-level logging; Go work adds hands-on experience with multi-vendor support integrations and self-service compliance workflows. I use logs and monitoring to turn ambiguous support failures into concrete repair work.</w:t>
+        <w:t xml:space="preserve">Senior backend developer with 15+ years in PHP and Go systems. I build support and integration services where privacy, operational visibility and dependable customer contact matter. Recent work includes PII/PHI-protected health-domain telephony, resilient ticket processing, GDPR automation and event-driven PHP delivery for customer-facing production data services across multiple integrations.</w:t>
       </w:r>
     </w:p>
     <w:p>
@@ -365,7 +365,7 @@
           <w:szCs w:val="24"/>
           <w:rtl w:val="false"/>
         </w:rPr>
-        <w:t xml:space="preserve">Built a Go helpdesk gateway with vendor-neutral events, Intercom and Zendesk adapters, webhook ingestion and outbound actions, enabling the first B2B demonstration of the support-AI product.</w:t>
+        <w:t xml:space="preserve">Owned the health-domain Amazon Connect backend with privacy by design: customer numbers remained server-side, masked in UI and logs, and transient in Connect; formal security and call-recording compliance reviews approved its production release.</w:t>
       </w:r>
     </w:p>
     <w:p>
@@ -386,7 +386,7 @@
           <w:szCs w:val="24"/>
           <w:rtl w:val="false"/>
         </w:rPr>
-        <w:t xml:space="preserve">Made degraded Intercom searches recoverable by introducing partial-success reporting and sharded cursor scans, so ticket processing could continue with incomplete work recorded for follow-up.</w:t>
+        <w:t xml:space="preserve">Implemented backend-enforced call windows, holidays, do-not-call rules and opt-out withdrawal, with zero Amazon Connect retries so repeat calls could not bypass customer-contact controls.</w:t>
       </w:r>
     </w:p>
     <w:p>
@@ -407,7 +407,7 @@
           <w:szCs w:val="24"/>
           <w:rtl w:val="false"/>
         </w:rPr>
-        <w:t xml:space="preserve">Built LLM-assisted cancellation and refund email workflows with a deletion-request classifier that routes active requests to first-line support.</w:t>
+        <w:t xml:space="preserve">Built least-privilege agent federation through Entra and lazy Connect-user lifecycle management, separating support-call access from diagnostics and administration without individual AWS accounts or SAML.</w:t>
       </w:r>
     </w:p>
     <w:p>
@@ -428,7 +428,49 @@
           <w:szCs w:val="24"/>
           <w:rtl w:val="false"/>
         </w:rPr>
-        <w:t xml:space="preserve">Automated data exports across seven sources through a self-service GDPR administration workflow for request creation, status tracking and review.</w:t>
+        <w:t xml:space="preserve">Built the multi-tenant helpdesk gateway with Intercom and Zendesk adapters, tenant event ingestion and SQS queues, enabling the first B2B support-AI demonstration.</w:t>
+      </w:r>
+    </w:p>
+    <w:p>
+      <w:pPr>
+        <w:pStyle w:val="ListParagraph"/>
+        <w:numPr>
+          <w:ilvl w:val="0"/>
+          <w:numId w:val="1"/>
+        </w:numPr>
+        <w:bidi w:val="false"/>
+        <w:spacing w:after="60" w:before="60"/>
+      </w:pPr>
+      <w:r>
+        <w:rPr>
+          <w:rFonts w:ascii="Aptos" w:cs="Aptos" w:eastAsia="Aptos" w:hAnsi="Aptos"/>
+          <w:color w:val="000000"/>
+          <w:sz w:val="24"/>
+          <w:szCs w:val="24"/>
+          <w:rtl w:val="false"/>
+        </w:rPr>
+        <w:t xml:space="preserve">Made Intercom ticket processing observable during API degradation through partial-success handling and sharded cursor searches.</w:t>
+      </w:r>
+    </w:p>
+    <w:p>
+      <w:pPr>
+        <w:pStyle w:val="ListParagraph"/>
+        <w:numPr>
+          <w:ilvl w:val="0"/>
+          <w:numId w:val="1"/>
+        </w:numPr>
+        <w:bidi w:val="false"/>
+        <w:spacing w:after="60" w:before="60"/>
+      </w:pPr>
+      <w:r>
+        <w:rPr>
+          <w:rFonts w:ascii="Aptos" w:cs="Aptos" w:eastAsia="Aptos" w:hAnsi="Aptos"/>
+          <w:color w:val="000000"/>
+          <w:sz w:val="24"/>
+          <w:szCs w:val="24"/>
+          <w:rtl w:val="false"/>
+        </w:rPr>
+        <w:t xml:space="preserve">Built self-service GDPR exports across seven sources, centralizing request creation, tracking and review for administrators.</w:t>
       </w:r>
     </w:p>
     <w:p>

--- a/registry/jobs/2026-09-25_111732_infobus_php-developer-support_1917faa8-9aeb-4bb4-96ec-7b29df67d582/application/CV_ValentinNikolaev_infobus_PHPDeveloperSupport.docx
+++ b/registry/jobs/2026-09-25_111732_infobus_php-developer-support_1917faa8-9aeb-4bb4-96ec-7b29df67d582/application/CV_ValentinNikolaev_infobus_PHPDeveloperSupport.docx
@@ -36,7 +36,7 @@
           <w:szCs w:val="24"/>
           <w:rtl w:val="false"/>
         </w:rPr>
-        <w:t xml:space="preserve">PHP Developer | Support Integrations and Production Troubleshooting</w:t>
+        <w:t xml:space="preserve">PHP Backend Engineer | Integrations, Production Support and Data Reliability</w:t>
       </w:r>
     </w:p>
     <w:p>
@@ -55,7 +55,7 @@
         </w:rPr>
         <w:t xml:space="preserve">Rome, Italy | </w:t>
       </w:r>
-      <w:hyperlink w:history="1" r:id="rIdjlx4slltrmzxdvxo4jij0">
+      <w:hyperlink w:history="1" r:id="rIdvfs1uuevjy5qmoramtnez">
         <w:r>
           <w:rPr>
             <w:rFonts w:ascii="Aptos" w:cs="Aptos" w:eastAsia="Aptos" w:hAnsi="Aptos"/>
@@ -99,7 +99,7 @@
         </w:rPr>
         <w:t xml:space="preserve">LinkedIn: </w:t>
       </w:r>
-      <w:hyperlink w:history="1" r:id="rIdr0ba9twpwyxstkmjg1qy6">
+      <w:hyperlink w:history="1" r:id="rId1dwfunne5u-icda6zt3uw">
         <w:r>
           <w:rPr>
             <w:rFonts w:ascii="Aptos" w:cs="Aptos" w:eastAsia="Aptos" w:hAnsi="Aptos"/>
@@ -122,7 +122,7 @@
         </w:rPr>
         <w:t xml:space="preserve"> | GitHub: </w:t>
       </w:r>
-      <w:hyperlink w:history="1" r:id="rId4dhb70iikunxx2syp9lko">
+      <w:hyperlink w:history="1" r:id="rIdwqk7ydlirff1k9r6tv5ip">
         <w:r>
           <w:rPr>
             <w:rFonts w:ascii="Aptos" w:cs="Aptos" w:eastAsia="Aptos" w:hAnsi="Aptos"/>
@@ -170,7 +170,7 @@
           <w:szCs w:val="24"/>
           <w:rtl w:val="false"/>
         </w:rPr>
-        <w:t xml:space="preserve">Senior backend developer with 15+ years in PHP and Go systems. I build support and integration services where privacy, operational visibility and dependable customer contact matter. Recent work includes PII/PHI-protected health-domain telephony, resilient ticket processing, GDPR automation and event-driven PHP delivery for customer-facing production data services across multiple integrations.</w:t>
+        <w:t xml:space="preserve">Backend engineer with 15+ years building PHP and Go production systems. I focus on API integrations, incident diagnosis, operational visibility, and database reliability for customer-facing services. Recent work spans privacy-sensitive support services, integration gateways, production data flows, and resilient automation; earlier PHP work includes event analytics and partner-system integration delivery. I bring hands-on ownership from technical design through production support, with a record of identifying bottlenecks, improving service stability, and making complex integration behavior easier to operate.</w:t>
       </w:r>
     </w:p>
     <w:p>
@@ -219,7 +219,7 @@
           <w:szCs w:val="24"/>
           <w:rtl w:val="false"/>
         </w:rPr>
-        <w:t xml:space="preserve"> PHP, Laravel, Symfony, Go.</w:t>
+        <w:t xml:space="preserve"> PHP, Go, Laravel, Symfony.</w:t>
       </w:r>
       <w:r>
         <w:rPr>
@@ -242,17 +242,17 @@
           <w:szCs w:val="24"/>
           <w:rtl w:val="false"/>
         </w:rPr>
-        <w:t xml:space="preserve">Integration and data:</w:t>
-      </w:r>
-      <w:r>
-        <w:rPr>
-          <w:rFonts w:ascii="Aptos" w:cs="Aptos" w:eastAsia="Aptos" w:hAnsi="Aptos"/>
-          <w:color w:val="000000"/>
-          <w:sz w:val="24"/>
-          <w:szCs w:val="24"/>
-          <w:rtl w:val="false"/>
-        </w:rPr>
-        <w:t xml:space="preserve"> REST APIs, PostgreSQL, MySQL, AWS EventBridge, queues, event-driven systems, Intercom API, Zendesk API.</w:t>
+        <w:t xml:space="preserve">APIs and integration:</w:t>
+      </w:r>
+      <w:r>
+        <w:rPr>
+          <w:rFonts w:ascii="Aptos" w:cs="Aptos" w:eastAsia="Aptos" w:hAnsi="Aptos"/>
+          <w:color w:val="000000"/>
+          <w:sz w:val="24"/>
+          <w:szCs w:val="24"/>
+          <w:rtl w:val="false"/>
+        </w:rPr>
+        <w:t xml:space="preserve"> REST APIs, OpenAPI, webhooks, API documentation.</w:t>
       </w:r>
       <w:r>
         <w:rPr>
@@ -275,17 +275,50 @@
           <w:szCs w:val="24"/>
           <w:rtl w:val="false"/>
         </w:rPr>
-        <w:t xml:space="preserve">Operations:</w:t>
-      </w:r>
-      <w:r>
-        <w:rPr>
-          <w:rFonts w:ascii="Aptos" w:cs="Aptos" w:eastAsia="Aptos" w:hAnsi="Aptos"/>
-          <w:color w:val="000000"/>
-          <w:sz w:val="24"/>
-          <w:szCs w:val="24"/>
-          <w:rtl w:val="false"/>
-        </w:rPr>
-        <w:t xml:space="preserve"> logging, monitoring, production troubleshooting, AWS, Kubernetes, CI/CD, SQL performance.</w:t>
+        <w:t xml:space="preserve">Data and operations:</w:t>
+      </w:r>
+      <w:r>
+        <w:rPr>
+          <w:rFonts w:ascii="Aptos" w:cs="Aptos" w:eastAsia="Aptos" w:hAnsi="Aptos"/>
+          <w:color w:val="000000"/>
+          <w:sz w:val="24"/>
+          <w:szCs w:val="24"/>
+          <w:rtl w:val="false"/>
+        </w:rPr>
+        <w:t xml:space="preserve"> MySQL, SQL performance, logging, monitoring.</w:t>
+      </w:r>
+      <w:r>
+        <w:rPr>
+          <w:rFonts w:ascii="Aptos" w:cs="Aptos" w:eastAsia="Aptos" w:hAnsi="Aptos"/>
+          <w:color w:val="000000"/>
+          <w:sz w:val="24"/>
+          <w:szCs w:val="24"/>
+          <w:rtl w:val="false"/>
+        </w:rPr>
+        <w:t xml:space="preserve">
+</w:t>
+      </w:r>
+      <w:r>
+        <w:rPr>
+          <w:rFonts w:ascii="Aptos" w:cs="Aptos" w:eastAsia="Aptos" w:hAnsi="Aptos"/>
+          <w:b/>
+          <w:bCs/>
+          <w:color w:val="000000"/>
+          <w:sz w:val="24"/>
+          <w:szCs w:val="24"/>
+          <w:rtl w:val="false"/>
+        </w:rPr>
+        <w:t xml:space="preserve">Delivery:</w:t>
+      </w:r>
+      <w:r>
+        <w:rPr>
+          <w:rFonts w:ascii="Aptos" w:cs="Aptos" w:eastAsia="Aptos" w:hAnsi="Aptos"/>
+          <w:color w:val="000000"/>
+          <w:sz w:val="24"/>
+          <w:szCs w:val="24"/>
+          <w:rtl w:val="false"/>
+        </w:rPr>
+        <w:t xml:space="preserve"> AWS, CI/CD, EventBridge, SQS.</w:t>
       </w:r>
     </w:p>
     <w:p>
@@ -344,7 +377,7 @@
           <w:szCs w:val="24"/>
           <w:rtl w:val="false"/>
         </w:rPr>
-        <w:t xml:space="preserve">November 2023 – 2026</w:t>
+        <w:t xml:space="preserve">November 2023 – July 2026</w:t>
       </w:r>
     </w:p>
     <w:p>
@@ -365,7 +398,7 @@
           <w:szCs w:val="24"/>
           <w:rtl w:val="false"/>
         </w:rPr>
-        <w:t xml:space="preserve">Owned the health-domain Amazon Connect backend with privacy by design: customer numbers remained server-side, masked in UI and logs, and transient in Connect; formal security and call-recording compliance reviews approved its production release.</w:t>
+        <w:t xml:space="preserve">Led the architecture and backend delivery of a privacy-first health-domain calling service, completing formal security and call-recording compliance review before its production release.</w:t>
       </w:r>
     </w:p>
     <w:p>
@@ -386,7 +419,7 @@
           <w:szCs w:val="24"/>
           <w:rtl w:val="false"/>
         </w:rPr>
-        <w:t xml:space="preserve">Implemented backend-enforced call windows, holidays, do-not-call rules and opt-out withdrawal, with zero Amazon Connect retries so repeat calls could not bypass customer-contact controls.</w:t>
+        <w:t xml:space="preserve">Built a Go helpdesk gateway that unified vendor events and production adapters, enabling the company’s first B2B demonstration of its support-AI product.</w:t>
       </w:r>
     </w:p>
     <w:p>
@@ -407,7 +440,7 @@
           <w:szCs w:val="24"/>
           <w:rtl w:val="false"/>
         </w:rPr>
-        <w:t xml:space="preserve">Built least-privilege agent federation through Entra and lazy Connect-user lifecycle management, separating support-call access from diagnostics and administration without individual AWS accounts or SAML.</w:t>
+        <w:t xml:space="preserve">Improved the resilience of ticket processing during external API degradation by replacing fatal outcomes with observable incomplete processing and recoverable work.</w:t>
       </w:r>
     </w:p>
     <w:p>
@@ -428,7 +461,7 @@
           <w:szCs w:val="24"/>
           <w:rtl w:val="false"/>
         </w:rPr>
-        <w:t xml:space="preserve">Built the multi-tenant helpdesk gateway with Intercom and Zendesk adapters, tenant event ingestion and SQS queues, enabling the first B2B support-AI demonstration.</w:t>
+        <w:t xml:space="preserve">Delivered GDPR data-export automation across customer-data sources and reworked deletion handling to support controlled account-removal workflows.</w:t>
       </w:r>
     </w:p>
     <w:p>
@@ -449,7 +482,75 @@
           <w:szCs w:val="24"/>
           <w:rtl w:val="false"/>
         </w:rPr>
-        <w:t xml:space="preserve">Made Intercom ticket processing observable during API degradation through partial-success handling and sharded cursor searches.</w:t>
+        <w:t xml:space="preserve">Developed the production support-agent backend, including action tooling, evaluation data, and defect fixes for customer-service automation.</w:t>
+      </w:r>
+    </w:p>
+    <w:p>
+      <w:pPr>
+        <w:bidi w:val="false"/>
+        <w:spacing w:after="120" w:before="120" w:line="259.20000000000005"/>
+        <w:jc w:val="left"/>
+      </w:pPr>
+      <w:r>
+        <w:rPr>
+          <w:rFonts w:ascii="Aptos" w:cs="Aptos" w:eastAsia="Aptos" w:hAnsi="Aptos"/>
+          <w:b/>
+          <w:bCs/>
+          <w:color w:val="000000"/>
+          <w:sz w:val="24"/>
+          <w:szCs w:val="24"/>
+          <w:rtl w:val="false"/>
+        </w:rPr>
+        <w:t xml:space="preserve">Technologies:</w:t>
+      </w:r>
+      <w:r>
+        <w:rPr>
+          <w:rFonts w:ascii="Aptos" w:cs="Aptos" w:eastAsia="Aptos" w:hAnsi="Aptos"/>
+          <w:color w:val="000000"/>
+          <w:sz w:val="24"/>
+          <w:szCs w:val="24"/>
+          <w:rtl w:val="false"/>
+        </w:rPr>
+        <w:t xml:space="preserve"> Go, PHP, PostgreSQL, AWS, Amazon Connect, SQS, Kubernetes, Intercom API, Zendesk API</w:t>
+      </w:r>
+    </w:p>
+    <w:p>
+      <w:pPr>
+        <w:pStyle w:val="3"/>
+        <w:pStyle w:val="Heading3"/>
+        <w:bidi w:val="false"/>
+        <w:spacing w:after="120" w:before="240"/>
+        <w:keepNext/>
+      </w:pPr>
+      <w:bookmarkStart w:name="_Toc_CRURATED_PHP_Software_Developer_concurre_6" w:id="1"/>
+      <w:r>
+        <w:rPr>
+          <w:rFonts w:ascii="Aptos" w:cs="Aptos" w:eastAsia="Aptos" w:hAnsi="Aptos"/>
+          <w:color w:val="000000"/>
+          <w:sz w:val="24"/>
+          <w:szCs w:val="24"/>
+          <w:rtl w:val="false"/>
+        </w:rPr>
+        <w:t xml:space="preserve">CRURATED — PHP Software Developer, concurrent part-time consulting engagement</w:t>
+      </w:r>
+      <w:bookmarkEnd w:id="1"/>
+    </w:p>
+    <w:p>
+      <w:pPr>
+        <w:bidi w:val="false"/>
+        <w:spacing w:after="120" w:before="120" w:line="259.20000000000005"/>
+        <w:jc w:val="left"/>
+        <w:keepNext/>
+      </w:pPr>
+      <w:r>
+        <w:rPr>
+          <w:rFonts w:ascii="Aptos" w:cs="Aptos" w:eastAsia="Aptos" w:hAnsi="Aptos"/>
+          <w:color w:val="000000"/>
+          <w:sz w:val="24"/>
+          <w:szCs w:val="24"/>
+          <w:rtl w:val="false"/>
+        </w:rPr>
+        <w:t xml:space="preserve">August 2024 – January 2026</w:t>
       </w:r>
     </w:p>
     <w:p>
@@ -470,75 +571,7 @@
           <w:szCs w:val="24"/>
           <w:rtl w:val="false"/>
         </w:rPr>
-        <w:t xml:space="preserve">Built self-service GDPR exports across seven sources, centralizing request creation, tracking and review for administrators.</w:t>
-      </w:r>
-    </w:p>
-    <w:p>
-      <w:pPr>
-        <w:bidi w:val="false"/>
-        <w:spacing w:after="120" w:before="120" w:line="259.20000000000005"/>
-        <w:jc w:val="left"/>
-      </w:pPr>
-      <w:r>
-        <w:rPr>
-          <w:rFonts w:ascii="Aptos" w:cs="Aptos" w:eastAsia="Aptos" w:hAnsi="Aptos"/>
-          <w:b/>
-          <w:bCs/>
-          <w:color w:val="000000"/>
-          <w:sz w:val="24"/>
-          <w:szCs w:val="24"/>
-          <w:rtl w:val="false"/>
-        </w:rPr>
-        <w:t xml:space="preserve">Technologies:</w:t>
-      </w:r>
-      <w:r>
-        <w:rPr>
-          <w:rFonts w:ascii="Aptos" w:cs="Aptos" w:eastAsia="Aptos" w:hAnsi="Aptos"/>
-          <w:color w:val="000000"/>
-          <w:sz w:val="24"/>
-          <w:szCs w:val="24"/>
-          <w:rtl w:val="false"/>
-        </w:rPr>
-        <w:t xml:space="preserve"> Go, PHP, PostgreSQL, Intercom API, Zendesk API, SQS, REST APIs, monitoring</w:t>
-      </w:r>
-    </w:p>
-    <w:p>
-      <w:pPr>
-        <w:pStyle w:val="3"/>
-        <w:pStyle w:val="Heading3"/>
-        <w:bidi w:val="false"/>
-        <w:spacing w:after="120" w:before="240"/>
-        <w:keepNext/>
-      </w:pPr>
-      <w:bookmarkStart w:name="_Toc_CRURATED_PHP_Software_Developer_concurre_6" w:id="1"/>
-      <w:r>
-        <w:rPr>
-          <w:rFonts w:ascii="Aptos" w:cs="Aptos" w:eastAsia="Aptos" w:hAnsi="Aptos"/>
-          <w:color w:val="000000"/>
-          <w:sz w:val="24"/>
-          <w:szCs w:val="24"/>
-          <w:rtl w:val="false"/>
-        </w:rPr>
-        <w:t xml:space="preserve">CRURATED — PHP Software Developer, concurrent part-time consulting engagement</w:t>
-      </w:r>
-      <w:bookmarkEnd w:id="1"/>
-    </w:p>
-    <w:p>
-      <w:pPr>
-        <w:bidi w:val="false"/>
-        <w:spacing w:after="120" w:before="120" w:line="259.20000000000005"/>
-        <w:jc w:val="left"/>
-        <w:keepNext/>
-      </w:pPr>
-      <w:r>
-        <w:rPr>
-          <w:rFonts w:ascii="Aptos" w:cs="Aptos" w:eastAsia="Aptos" w:hAnsi="Aptos"/>
-          <w:color w:val="000000"/>
-          <w:sz w:val="24"/>
-          <w:szCs w:val="24"/>
-          <w:rtl w:val="false"/>
-        </w:rPr>
-        <w:t xml:space="preserve">August 2024 – January 2026</w:t>
+        <w:t xml:space="preserve">Owned the production Crutrade integration across authentication, account linking, collection exchange, purchase verification, and request and response logging.</w:t>
       </w:r>
     </w:p>
     <w:p>
@@ -559,7 +592,7 @@
           <w:szCs w:val="24"/>
           <w:rtl w:val="false"/>
         </w:rPr>
-        <w:t xml:space="preserve">Delivered a production partner integration for authentication and OTP, account linking, collection exchange, purchase-ownership verification and request/response logging.</w:t>
+        <w:t xml:space="preserve">Took technical ownership of production DataLake and event-analytics delivery for customer-facing data flows.</w:t>
       </w:r>
     </w:p>
     <w:p>
@@ -580,7 +613,75 @@
           <w:szCs w:val="24"/>
           <w:rtl w:val="false"/>
         </w:rPr>
-        <w:t xml:space="preserve">Reduced setup of a new analytics stream from several days to under four hours by applying modular stream design.</w:t>
+        <w:t xml:space="preserve">Delivered production parallel event-version publication, allowing dependent consumers to move between schema versions while delivery continued.</w:t>
+      </w:r>
+    </w:p>
+    <w:p>
+      <w:pPr>
+        <w:bidi w:val="false"/>
+        <w:spacing w:after="120" w:before="120" w:line="259.20000000000005"/>
+        <w:jc w:val="left"/>
+      </w:pPr>
+      <w:r>
+        <w:rPr>
+          <w:rFonts w:ascii="Aptos" w:cs="Aptos" w:eastAsia="Aptos" w:hAnsi="Aptos"/>
+          <w:b/>
+          <w:bCs/>
+          <w:color w:val="000000"/>
+          <w:sz w:val="24"/>
+          <w:szCs w:val="24"/>
+          <w:rtl w:val="false"/>
+        </w:rPr>
+        <w:t xml:space="preserve">Technologies:</w:t>
+      </w:r>
+      <w:r>
+        <w:rPr>
+          <w:rFonts w:ascii="Aptos" w:cs="Aptos" w:eastAsia="Aptos" w:hAnsi="Aptos"/>
+          <w:color w:val="000000"/>
+          <w:sz w:val="24"/>
+          <w:szCs w:val="24"/>
+          <w:rtl w:val="false"/>
+        </w:rPr>
+        <w:t xml:space="preserve"> PHP, Laravel, AWS EventBridge, queues, REST APIs, event-driven architecture</w:t>
+      </w:r>
+    </w:p>
+    <w:p>
+      <w:pPr>
+        <w:pStyle w:val="3"/>
+        <w:pStyle w:val="Heading3"/>
+        <w:bidi w:val="false"/>
+        <w:spacing w:after="120" w:before="240"/>
+        <w:keepNext/>
+      </w:pPr>
+      <w:bookmarkStart w:name="_Toc_airSlate_Software_Developer_Programming__7" w:id="1"/>
+      <w:r>
+        <w:rPr>
+          <w:rFonts w:ascii="Aptos" w:cs="Aptos" w:eastAsia="Aptos" w:hAnsi="Aptos"/>
+          <w:color w:val="000000"/>
+          <w:sz w:val="24"/>
+          <w:szCs w:val="24"/>
+          <w:rtl w:val="false"/>
+        </w:rPr>
+        <w:t xml:space="preserve">airSlate — Software Developer / Programming Team Lead</w:t>
+      </w:r>
+      <w:bookmarkEnd w:id="1"/>
+    </w:p>
+    <w:p>
+      <w:pPr>
+        <w:bidi w:val="false"/>
+        <w:spacing w:after="120" w:before="120" w:line="259.20000000000005"/>
+        <w:jc w:val="left"/>
+        <w:keepNext/>
+      </w:pPr>
+      <w:r>
+        <w:rPr>
+          <w:rFonts w:ascii="Aptos" w:cs="Aptos" w:eastAsia="Aptos" w:hAnsi="Aptos"/>
+          <w:color w:val="000000"/>
+          <w:sz w:val="24"/>
+          <w:szCs w:val="24"/>
+          <w:rtl w:val="false"/>
+        </w:rPr>
+        <w:t xml:space="preserve">February 2021 – August 2023</w:t>
       </w:r>
     </w:p>
     <w:p>
@@ -601,7 +702,7 @@
           <w:szCs w:val="24"/>
           <w:rtl w:val="false"/>
         </w:rPr>
-        <w:t xml:space="preserve">Kept event delivery reliability above 99.9% through fault-tolerant routing, retries and observability in the production pipeline.</w:t>
+        <w:t xml:space="preserve">Reduced peak load on the main database by removing bottlenecks and redistributing workload, improving service stability during high-traffic periods.</w:t>
       </w:r>
     </w:p>
     <w:p>
@@ -622,7 +723,7 @@
           <w:szCs w:val="24"/>
           <w:rtl w:val="false"/>
         </w:rPr>
-        <w:t xml:space="preserve">Defined versioned event contracts with parallel publication, allowing analytics consumers to move between versions while new events were delivered.</w:t>
+        <w:t xml:space="preserve">Investigated production issues through logs, monitoring, and SRE dashboards, then delivered fixes and operational improvements.</w:t>
       </w:r>
     </w:p>
     <w:p>
@@ -651,27 +752,26 @@
           <w:szCs w:val="24"/>
           <w:rtl w:val="false"/>
         </w:rPr>
-        <w:t xml:space="preserve"> PHP, Laravel, AWS EventBridge, queues, REST APIs, event-driven architecture</w:t>
-      </w:r>
-    </w:p>
-    <w:p>
-      <w:pPr>
-        <w:pStyle w:val="3"/>
-        <w:pStyle w:val="Heading3"/>
+        <w:t xml:space="preserve"> PHP, Laravel, Symfony, MySQL, monitoring</w:t>
+      </w:r>
+    </w:p>
+    <w:p>
+      <w:pPr>
+        <w:pStyle w:val="2"/>
+        <w:pStyle w:val="Heading2"/>
         <w:bidi w:val="false"/>
         <w:spacing w:after="120" w:before="240"/>
-        <w:keepNext/>
-      </w:pPr>
-      <w:bookmarkStart w:name="_Toc_airSlate_Software_Developer_Programming__7" w:id="1"/>
-      <w:r>
-        <w:rPr>
-          <w:rFonts w:ascii="Aptos" w:cs="Aptos" w:eastAsia="Aptos" w:hAnsi="Aptos"/>
-          <w:color w:val="000000"/>
-          <w:sz w:val="24"/>
-          <w:szCs w:val="24"/>
-          <w:rtl w:val="false"/>
-        </w:rPr>
-        <w:t xml:space="preserve">airSlate — Software Developer / Programming Team Lead</w:t>
+      </w:pPr>
+      <w:bookmarkStart w:name="_Toc_Education_8" w:id="1"/>
+      <w:r>
+        <w:rPr>
+          <w:rFonts w:ascii="Aptos" w:cs="Aptos" w:eastAsia="Aptos" w:hAnsi="Aptos"/>
+          <w:color w:val="000000"/>
+          <w:sz w:val="28"/>
+          <w:szCs w:val="28"/>
+          <w:rtl w:val="false"/>
+        </w:rPr>
+        <w:t xml:space="preserve">Education</w:t>
       </w:r>
       <w:bookmarkEnd w:id="1"/>
     </w:p>
@@ -680,60 +780,37 @@
         <w:bidi w:val="false"/>
         <w:spacing w:after="120" w:before="120" w:line="259.20000000000005"/>
         <w:jc w:val="left"/>
-        <w:keepNext/>
-      </w:pPr>
-      <w:r>
-        <w:rPr>
-          <w:rFonts w:ascii="Aptos" w:cs="Aptos" w:eastAsia="Aptos" w:hAnsi="Aptos"/>
-          <w:color w:val="000000"/>
-          <w:sz w:val="24"/>
-          <w:szCs w:val="24"/>
-          <w:rtl w:val="false"/>
-        </w:rPr>
-        <w:t xml:space="preserve">February 2021 – August 2023</w:t>
-      </w:r>
-    </w:p>
-    <w:p>
-      <w:pPr>
-        <w:pStyle w:val="ListParagraph"/>
-        <w:numPr>
-          <w:ilvl w:val="0"/>
-          <w:numId w:val="1"/>
-        </w:numPr>
-        <w:bidi w:val="false"/>
-        <w:spacing w:after="60" w:before="60"/>
-      </w:pPr>
-      <w:r>
-        <w:rPr>
-          <w:rFonts w:ascii="Aptos" w:cs="Aptos" w:eastAsia="Aptos" w:hAnsi="Aptos"/>
-          <w:color w:val="000000"/>
-          <w:sz w:val="24"/>
-          <w:szCs w:val="24"/>
-          <w:rtl w:val="false"/>
-        </w:rPr>
-        <w:t xml:space="preserve">Reduced peak database load through bottleneck analysis and workload redistribution, improving stability during high-traffic periods.</w:t>
-      </w:r>
-    </w:p>
-    <w:p>
-      <w:pPr>
-        <w:pStyle w:val="ListParagraph"/>
-        <w:numPr>
-          <w:ilvl w:val="0"/>
-          <w:numId w:val="1"/>
-        </w:numPr>
-        <w:bidi w:val="false"/>
-        <w:spacing w:after="60" w:before="60"/>
-      </w:pPr>
-      <w:r>
-        <w:rPr>
-          <w:rFonts w:ascii="Aptos" w:cs="Aptos" w:eastAsia="Aptos" w:hAnsi="Aptos"/>
-          <w:color w:val="000000"/>
-          <w:sz w:val="24"/>
-          <w:szCs w:val="24"/>
-          <w:rtl w:val="false"/>
-        </w:rPr>
-        <w:t xml:space="preserve">Developed a shared Laravel/Symfony logger package aligned with the interservice communication standard.</w:t>
-      </w:r>
+      </w:pPr>
+      <w:r>
+        <w:rPr>
+          <w:rFonts w:ascii="Aptos" w:cs="Aptos" w:eastAsia="Aptos" w:hAnsi="Aptos"/>
+          <w:color w:val="000000"/>
+          <w:sz w:val="24"/>
+          <w:szCs w:val="24"/>
+          <w:rtl w:val="false"/>
+        </w:rPr>
+        <w:t xml:space="preserve">MSc in Computer Science, National Technical University, Kharkiv, Ukraine (2003–2008)</w:t>
+      </w:r>
+    </w:p>
+    <w:p>
+      <w:pPr>
+        <w:pStyle w:val="2"/>
+        <w:pStyle w:val="Heading2"/>
+        <w:bidi w:val="false"/>
+        <w:spacing w:after="120" w:before="240"/>
+      </w:pPr>
+      <w:bookmarkStart w:name="_Toc_Languages_9" w:id="1"/>
+      <w:r>
+        <w:rPr>
+          <w:rFonts w:ascii="Aptos" w:cs="Aptos" w:eastAsia="Aptos" w:hAnsi="Aptos"/>
+          <w:color w:val="000000"/>
+          <w:sz w:val="28"/>
+          <w:szCs w:val="28"/>
+          <w:rtl w:val="false"/>
+        </w:rPr>
+        <w:t xml:space="preserve">Languages</w:t>
+      </w:r>
+      <w:bookmarkEnd w:id="1"/>
     </w:p>
     <w:p>
       <w:pPr>
@@ -744,98 +821,12 @@
       <w:r>
         <w:rPr>
           <w:rFonts w:ascii="Aptos" w:cs="Aptos" w:eastAsia="Aptos" w:hAnsi="Aptos"/>
-          <w:b/>
-          <w:bCs/>
-          <w:color w:val="000000"/>
-          <w:sz w:val="24"/>
-          <w:szCs w:val="24"/>
-          <w:rtl w:val="false"/>
-        </w:rPr>
-        <w:t xml:space="preserve">Technologies:</w:t>
-      </w:r>
-      <w:r>
-        <w:rPr>
-          <w:rFonts w:ascii="Aptos" w:cs="Aptos" w:eastAsia="Aptos" w:hAnsi="Aptos"/>
-          <w:color w:val="000000"/>
-          <w:sz w:val="24"/>
-          <w:szCs w:val="24"/>
-          <w:rtl w:val="false"/>
-        </w:rPr>
-        <w:t xml:space="preserve"> PHP, Laravel, Symfony, MySQL, monitoring</w:t>
-      </w:r>
-    </w:p>
-    <w:p>
-      <w:pPr>
-        <w:pStyle w:val="2"/>
-        <w:pStyle w:val="Heading2"/>
-        <w:bidi w:val="false"/>
-        <w:spacing w:after="120" w:before="240"/>
-      </w:pPr>
-      <w:bookmarkStart w:name="_Toc_Education_8" w:id="1"/>
-      <w:r>
-        <w:rPr>
-          <w:rFonts w:ascii="Aptos" w:cs="Aptos" w:eastAsia="Aptos" w:hAnsi="Aptos"/>
-          <w:color w:val="000000"/>
-          <w:sz w:val="28"/>
-          <w:szCs w:val="28"/>
-          <w:rtl w:val="false"/>
-        </w:rPr>
-        <w:t xml:space="preserve">Education</w:t>
-      </w:r>
-      <w:bookmarkEnd w:id="1"/>
-    </w:p>
-    <w:p>
-      <w:pPr>
-        <w:bidi w:val="false"/>
-        <w:spacing w:after="120" w:before="120" w:line="259.20000000000005"/>
-        <w:jc w:val="left"/>
-      </w:pPr>
-      <w:r>
-        <w:rPr>
-          <w:rFonts w:ascii="Aptos" w:cs="Aptos" w:eastAsia="Aptos" w:hAnsi="Aptos"/>
-          <w:color w:val="000000"/>
-          <w:sz w:val="24"/>
-          <w:szCs w:val="24"/>
-          <w:rtl w:val="false"/>
-        </w:rPr>
-        <w:t xml:space="preserve">MSc in Computer Science, National Technical University, Kharkiv, Ukraine (2003–2008)</w:t>
-      </w:r>
-    </w:p>
-    <w:p>
-      <w:pPr>
-        <w:pStyle w:val="2"/>
-        <w:pStyle w:val="Heading2"/>
-        <w:bidi w:val="false"/>
-        <w:spacing w:after="120" w:before="240"/>
-      </w:pPr>
-      <w:bookmarkStart w:name="_Toc_Languages_9" w:id="1"/>
-      <w:r>
-        <w:rPr>
-          <w:rFonts w:ascii="Aptos" w:cs="Aptos" w:eastAsia="Aptos" w:hAnsi="Aptos"/>
-          <w:color w:val="000000"/>
-          <w:sz w:val="28"/>
-          <w:szCs w:val="28"/>
-          <w:rtl w:val="false"/>
-        </w:rPr>
-        <w:t xml:space="preserve">Languages</w:t>
-      </w:r>
-      <w:bookmarkEnd w:id="1"/>
-    </w:p>
-    <w:p>
-      <w:pPr>
-        <w:bidi w:val="false"/>
-        <w:spacing w:after="120" w:before="120" w:line="259.20000000000005"/>
-        <w:jc w:val="left"/>
-      </w:pPr>
-      <w:r>
-        <w:rPr>
-          <w:rFonts w:ascii="Aptos" w:cs="Aptos" w:eastAsia="Aptos" w:hAnsi="Aptos"/>
-          <w:color w:val="000000"/>
-          <w:sz w:val="24"/>
-          <w:szCs w:val="24"/>
-          <w:rtl w:val="false"/>
-        </w:rPr>
-        <w:t xml:space="preserve">Ukrainian (native), English (upper-intermediate)</w:t>
+          <w:color w:val="000000"/>
+          <w:sz w:val="24"/>
+          <w:szCs w:val="24"/>
+          <w:rtl w:val="false"/>
+        </w:rPr>
+        <w:t xml:space="preserve">Ukrainian (native), English (professional working)</w:t>
       </w:r>
     </w:p>
     <w:sectPr>

--- a/registry/jobs/2026-09-25_111732_infobus_php-developer-support_1917faa8-9aeb-4bb4-96ec-7b29df67d582/application/CV_ValentinNikolaev_infobus_PHPDeveloperSupport.docx
+++ b/registry/jobs/2026-09-25_111732_infobus_php-developer-support_1917faa8-9aeb-4bb4-96ec-7b29df67d582/application/CV_ValentinNikolaev_infobus_PHPDeveloperSupport.docx
@@ -55,7 +55,7 @@
         </w:rPr>
         <w:t xml:space="preserve">Rome, Italy | </w:t>
       </w:r>
-      <w:hyperlink w:history="1" r:id="rIdvfs1uuevjy5qmoramtnez">
+      <w:hyperlink w:history="1" r:id="rIdm0q7kfydjmymb8wknip75">
         <w:r>
           <w:rPr>
             <w:rFonts w:ascii="Aptos" w:cs="Aptos" w:eastAsia="Aptos" w:hAnsi="Aptos"/>
@@ -99,7 +99,7 @@
         </w:rPr>
         <w:t xml:space="preserve">LinkedIn: </w:t>
       </w:r>
-      <w:hyperlink w:history="1" r:id="rId1dwfunne5u-icda6zt3uw">
+      <w:hyperlink w:history="1" r:id="rIdqsuu0imtmv4tiwgsy7sg0">
         <w:r>
           <w:rPr>
             <w:rFonts w:ascii="Aptos" w:cs="Aptos" w:eastAsia="Aptos" w:hAnsi="Aptos"/>
@@ -122,7 +122,7 @@
         </w:rPr>
         <w:t xml:space="preserve"> | GitHub: </w:t>
       </w:r>
-      <w:hyperlink w:history="1" r:id="rIdwqk7ydlirff1k9r6tv5ip">
+      <w:hyperlink w:history="1" r:id="rIdgkxb7yowxkbzgzar2hua_">
         <w:r>
           <w:rPr>
             <w:rFonts w:ascii="Aptos" w:cs="Aptos" w:eastAsia="Aptos" w:hAnsi="Aptos"/>
@@ -724,6 +724,27 @@
           <w:rtl w:val="false"/>
         </w:rPr>
         <w:t xml:space="preserve">Investigated production issues through logs, monitoring, and SRE dashboards, then delivered fixes and operational improvements.</w:t>
+      </w:r>
+    </w:p>
+    <w:p>
+      <w:pPr>
+        <w:pStyle w:val="ListParagraph"/>
+        <w:numPr>
+          <w:ilvl w:val="0"/>
+          <w:numId w:val="1"/>
+        </w:numPr>
+        <w:bidi w:val="false"/>
+        <w:spacing w:after="60" w:before="60"/>
+      </w:pPr>
+      <w:r>
+        <w:rPr>
+          <w:rFonts w:ascii="Aptos" w:cs="Aptos" w:eastAsia="Aptos" w:hAnsi="Aptos"/>
+          <w:color w:val="000000"/>
+          <w:sz w:val="24"/>
+          <w:szCs w:val="24"/>
+          <w:rtl w:val="false"/>
+        </w:rPr>
+        <w:t xml:space="preserve">Built a product-wide Laravel/Symfony logger package aligned with the interservice communication standard, giving backend services a shared logging contract.</w:t>
       </w:r>
     </w:p>
     <w:p>
